--- a/Recip-Ease_DBDesignDoc.docx
+++ b/Recip-Ease_DBDesignDoc.docx
@@ -6,7 +6,6 @@
       <w:pPr>
         <w:spacing w:before="160" w:after="60"/>
       </w:pPr>
-      <w:proofErr w:type="spellStart"/>
       <w:r>
         <w:rPr>
           <w:b/>
@@ -15,18 +14,7 @@
           <w:sz w:val="52"/>
           <w:szCs w:val="52"/>
         </w:rPr>
-        <w:t>Recip</w:t>
-      </w:r>
-      <w:proofErr w:type="spellEnd"/>
-      <w:r>
-        <w:rPr>
-          <w:b/>
-          <w:bCs/>
-          <w:color w:val="2D5016"/>
-          <w:sz w:val="52"/>
-          <w:szCs w:val="52"/>
-        </w:rPr>
-        <w:t>-Ease</w:t>
+        <w:t>Recip-Ease</w:t>
       </w:r>
     </w:p>
     <w:p>
@@ -51,29 +39,7 @@
           <w:sz w:val="19"/>
           <w:szCs w:val="19"/>
         </w:rPr>
-        <w:t xml:space="preserve">Fill in your assigned sections, then </w:t>
-      </w:r>
-      <w:proofErr w:type="gramStart"/>
-      <w:r>
-        <w:rPr>
-          <w:i/>
-          <w:iCs/>
-          <w:color w:val="C85A1A"/>
-          <w:sz w:val="19"/>
-          <w:szCs w:val="19"/>
-        </w:rPr>
-        <w:t>send</w:t>
-      </w:r>
-      <w:proofErr w:type="gramEnd"/>
-      <w:r>
-        <w:rPr>
-          <w:i/>
-          <w:iCs/>
-          <w:color w:val="C85A1A"/>
-          <w:sz w:val="19"/>
-          <w:szCs w:val="19"/>
-        </w:rPr>
-        <w:t xml:space="preserve"> to Sydney </w:t>
+        <w:t xml:space="preserve">Fill in your assigned sections, then send to Sydney </w:t>
       </w:r>
     </w:p>
     <w:p>
@@ -105,92 +71,20 @@
           <w:sz w:val="19"/>
           <w:szCs w:val="19"/>
         </w:rPr>
-        <w:t xml:space="preserve">Daniel </w:t>
+        <w:t>Daniel Weidenaar  ·  Terysa Brewer  ·  Terry McCulley  ·  Sydney Roney</w:t>
       </w:r>
-      <w:proofErr w:type="gramStart"/>
+    </w:p>
+    <w:p>
+      <w:pPr>
+        <w:spacing w:after="200"/>
+      </w:pPr>
+    </w:p>
+    <w:p>
+      <w:pPr>
+        <w:pStyle w:val="Heading1"/>
+      </w:pPr>
       <w:r>
-        <w:rPr>
-          <w:sz w:val="19"/>
-          <w:szCs w:val="19"/>
-        </w:rPr>
-        <w:t>Weidenaar  ·</w:t>
-      </w:r>
-      <w:proofErr w:type="gramEnd"/>
-      <w:r>
-        <w:rPr>
-          <w:sz w:val="19"/>
-          <w:szCs w:val="19"/>
-        </w:rPr>
-        <w:t xml:space="preserve">  </w:t>
-      </w:r>
-      <w:proofErr w:type="spellStart"/>
-      <w:r>
-        <w:rPr>
-          <w:sz w:val="19"/>
-          <w:szCs w:val="19"/>
-        </w:rPr>
-        <w:t>Terysa</w:t>
-      </w:r>
-      <w:proofErr w:type="spellEnd"/>
-      <w:r>
-        <w:rPr>
-          <w:sz w:val="19"/>
-          <w:szCs w:val="19"/>
-        </w:rPr>
-        <w:t xml:space="preserve"> </w:t>
-      </w:r>
-      <w:proofErr w:type="gramStart"/>
-      <w:r>
-        <w:rPr>
-          <w:sz w:val="19"/>
-          <w:szCs w:val="19"/>
-        </w:rPr>
-        <w:t>Brewer  ·</w:t>
-      </w:r>
-      <w:proofErr w:type="gramEnd"/>
-      <w:r>
-        <w:rPr>
-          <w:sz w:val="19"/>
-          <w:szCs w:val="19"/>
-        </w:rPr>
-        <w:t xml:space="preserve">  Terry </w:t>
-      </w:r>
-      <w:proofErr w:type="gramStart"/>
-      <w:r>
-        <w:rPr>
-          <w:sz w:val="19"/>
-          <w:szCs w:val="19"/>
-        </w:rPr>
-        <w:t>McCulley  ·</w:t>
-      </w:r>
-      <w:proofErr w:type="gramEnd"/>
-      <w:r>
-        <w:rPr>
-          <w:sz w:val="19"/>
-          <w:szCs w:val="19"/>
-        </w:rPr>
-        <w:t xml:space="preserve">  Sydney Roney</w:t>
-      </w:r>
-    </w:p>
-    <w:p>
-      <w:pPr>
-        <w:spacing w:after="200"/>
-      </w:pPr>
-    </w:p>
-    <w:p>
-      <w:pPr>
-        <w:pStyle w:val="Heading1"/>
-      </w:pPr>
-      <w:r>
-        <w:t>1</w:t>
-      </w:r>
-      <w:proofErr w:type="gramStart"/>
-      <w:r>
-        <w:t>.  Database</w:t>
-      </w:r>
-      <w:proofErr w:type="gramEnd"/>
-      <w:r>
-        <w:t xml:space="preserve"> overview</w:t>
+        <w:t>1.  Database overview</w:t>
       </w:r>
     </w:p>
     <w:tbl>
@@ -235,23 +129,13 @@
             <w:pPr>
               <w:spacing w:before="60" w:after="60"/>
             </w:pPr>
-            <w:proofErr w:type="gramStart"/>
             <w:r>
               <w:rPr>
                 <w:b/>
                 <w:bCs/>
                 <w:color w:val="FFFFFF"/>
               </w:rPr>
-              <w:t>✏  Daniel</w:t>
-            </w:r>
-            <w:proofErr w:type="gramEnd"/>
-            <w:r>
-              <w:rPr>
-                <w:b/>
-                <w:bCs/>
-                <w:color w:val="FFFFFF"/>
-              </w:rPr>
-              <w:t xml:space="preserve"> Weidenaar + Sydney Roney</w:t>
+              <w:t>✏  Daniel Weidenaar + Sydney Roney</w:t>
             </w:r>
             <w:r>
               <w:rPr>
@@ -278,21 +162,8 @@
         <w:ind w:firstLine="720"/>
       </w:pPr>
       <w:r>
-        <w:t xml:space="preserve">We chose to use MongoDB for </w:t>
+        <w:t>We chose to use MongoDB for Recip-Ease because recipe data is naturally unstructured and varied, which makes a document-based model a better fit than a relational one. Recipe ingredients (name, amount, unit) vary significantly between recipes, meaning a SQL ingredients table would not work well here due to probable unfilled attributes, normalization and migration overhead, and additional join complexity on every query. With MongoDB we can embed ingredients directly into each recipe document, meaning each recipe will always contain its full ingredient list without migrations, wasted columns, or extra reads</w:t>
       </w:r>
-      <w:proofErr w:type="spellStart"/>
-      <w:r>
-        <w:t>Recip</w:t>
-      </w:r>
-      <w:proofErr w:type="spellEnd"/>
-      <w:r>
-        <w:t xml:space="preserve">-Ease because recipe data is naturally unstructured and varied, which makes a document-based model a better fit than a relational one. Recipe ingredients (name, amount, unit) vary significantly between recipes, meaning a SQL ingredients table would not work well here due to probable unfilled attributes, normalization and migration overhead, and additional join complexity on every query. With MongoDB we can embed ingredients directly into each recipe document, meaning each recipe will always contain its full ingredient list without migrations, wasted columns, or extra </w:t>
-      </w:r>
-      <w:proofErr w:type="gramStart"/>
-      <w:r>
-        <w:t>reads</w:t>
-      </w:r>
-      <w:proofErr w:type="gramEnd"/>
       <w:r>
         <w:t xml:space="preserve">. Flexibility of the schema also allows for smooth handling of dietary flags and any other tags. </w:t>
       </w:r>
@@ -302,13 +173,8 @@
         <w:pStyle w:val="Heading1"/>
       </w:pPr>
       <w:r>
-        <w:t>2</w:t>
+        <w:t>2.  Collections</w:t>
       </w:r>
-      <w:proofErr w:type="gramStart"/>
-      <w:r>
-        <w:t>.  Collections</w:t>
-      </w:r>
-      <w:proofErr w:type="gramEnd"/>
     </w:p>
     <w:p>
       <w:pPr>
@@ -403,23 +269,13 @@
             <w:pPr>
               <w:spacing w:before="60" w:after="60"/>
             </w:pPr>
-            <w:proofErr w:type="gramStart"/>
             <w:r>
               <w:rPr>
                 <w:b/>
                 <w:bCs/>
                 <w:color w:val="FFFFFF"/>
               </w:rPr>
-              <w:t>✏  Terry</w:t>
-            </w:r>
-            <w:proofErr w:type="gramEnd"/>
-            <w:r>
-              <w:rPr>
-                <w:b/>
-                <w:bCs/>
-                <w:color w:val="FFFFFF"/>
-              </w:rPr>
-              <w:t xml:space="preserve"> McCulley</w:t>
+              <w:t>✏  Terry McCulley</w:t>
             </w:r>
             <w:r>
               <w:rPr>
@@ -444,7 +300,6 @@
       <w:pPr>
         <w:spacing w:before="60" w:after="60"/>
       </w:pPr>
-      <w:proofErr w:type="gramStart"/>
       <w:r>
         <w:rPr>
           <w:i/>
@@ -453,31 +308,8 @@
           <w:sz w:val="19"/>
           <w:szCs w:val="19"/>
         </w:rPr>
-        <w:t>[ One</w:t>
+        <w:t>[ One sentence: what does this collection store? ]</w:t>
       </w:r>
-      <w:proofErr w:type="gramEnd"/>
-      <w:r>
-        <w:rPr>
-          <w:i/>
-          <w:iCs/>
-          <w:color w:val="BBBBBB"/>
-          <w:sz w:val="19"/>
-          <w:szCs w:val="19"/>
-        </w:rPr>
-        <w:t xml:space="preserve"> sentence: what does this collection store</w:t>
-      </w:r>
-      <w:proofErr w:type="gramStart"/>
-      <w:r>
-        <w:rPr>
-          <w:i/>
-          <w:iCs/>
-          <w:color w:val="BBBBBB"/>
-          <w:sz w:val="19"/>
-          <w:szCs w:val="19"/>
-        </w:rPr>
-        <w:t>? ]</w:t>
-      </w:r>
-      <w:proofErr w:type="gramEnd"/>
     </w:p>
     <w:p>
       <w:pPr>
@@ -1637,7 +1469,6 @@
             </w:tcMar>
           </w:tcPr>
           <w:p>
-            <w:proofErr w:type="gramStart"/>
             <w:r>
               <w:rPr>
                 <w:rFonts w:ascii="Courier New" w:eastAsia="Courier New" w:hAnsi="Courier New" w:cs="Courier New"/>
@@ -1647,33 +1478,8 @@
                 <w:sz w:val="17"/>
                 <w:szCs w:val="17"/>
               </w:rPr>
-              <w:t>{ paste</w:t>
-            </w:r>
-            <w:proofErr w:type="gramEnd"/>
-            <w:r>
-              <w:rPr>
-                <w:rFonts w:ascii="Courier New" w:eastAsia="Courier New" w:hAnsi="Courier New" w:cs="Courier New"/>
-                <w:i/>
-                <w:iCs/>
-                <w:color w:val="BBBBBB"/>
-                <w:sz w:val="17"/>
-                <w:szCs w:val="17"/>
-              </w:rPr>
-              <w:t xml:space="preserve"> a real sample recipes document here — copy from your seed </w:t>
-            </w:r>
-            <w:proofErr w:type="gramStart"/>
-            <w:r>
-              <w:rPr>
-                <w:rFonts w:ascii="Courier New" w:eastAsia="Courier New" w:hAnsi="Courier New" w:cs="Courier New"/>
-                <w:i/>
-                <w:iCs/>
-                <w:color w:val="BBBBBB"/>
-                <w:sz w:val="17"/>
-                <w:szCs w:val="17"/>
-              </w:rPr>
-              <w:t>script }</w:t>
-            </w:r>
-            <w:proofErr w:type="gramEnd"/>
+              <w:t>{ paste a real sample recipes document here — copy from your seed script }</w:t>
+            </w:r>
           </w:p>
         </w:tc>
       </w:tr>
@@ -1760,23 +1566,13 @@
             <w:pPr>
               <w:spacing w:before="60" w:after="60"/>
             </w:pPr>
-            <w:proofErr w:type="gramStart"/>
             <w:r>
               <w:rPr>
                 <w:b/>
                 <w:bCs/>
                 <w:color w:val="FFFFFF"/>
               </w:rPr>
-              <w:t>✏  Terry</w:t>
-            </w:r>
-            <w:proofErr w:type="gramEnd"/>
-            <w:r>
-              <w:rPr>
-                <w:b/>
-                <w:bCs/>
-                <w:color w:val="FFFFFF"/>
-              </w:rPr>
-              <w:t xml:space="preserve"> McCulley</w:t>
+              <w:t>✏  Terry McCulley</w:t>
             </w:r>
             <w:r>
               <w:rPr>
@@ -1801,7 +1597,6 @@
       <w:pPr>
         <w:spacing w:before="60" w:after="60"/>
       </w:pPr>
-      <w:proofErr w:type="gramStart"/>
       <w:r>
         <w:rPr>
           <w:i/>
@@ -1810,31 +1605,8 @@
           <w:sz w:val="19"/>
           <w:szCs w:val="19"/>
         </w:rPr>
-        <w:t>[ One</w:t>
+        <w:t>[ One sentence: what does this collection store? ]</w:t>
       </w:r>
-      <w:proofErr w:type="gramEnd"/>
-      <w:r>
-        <w:rPr>
-          <w:i/>
-          <w:iCs/>
-          <w:color w:val="BBBBBB"/>
-          <w:sz w:val="19"/>
-          <w:szCs w:val="19"/>
-        </w:rPr>
-        <w:t xml:space="preserve"> sentence: what does this collection store</w:t>
-      </w:r>
-      <w:proofErr w:type="gramStart"/>
-      <w:r>
-        <w:rPr>
-          <w:i/>
-          <w:iCs/>
-          <w:color w:val="BBBBBB"/>
-          <w:sz w:val="19"/>
-          <w:szCs w:val="19"/>
-        </w:rPr>
-        <w:t>? ]</w:t>
-      </w:r>
-      <w:proofErr w:type="gramEnd"/>
     </w:p>
     <w:p>
       <w:pPr>
@@ -2023,6 +1795,9 @@
             <w:pPr>
               <w:spacing w:before="60" w:after="60"/>
             </w:pPr>
+            <w:r>
+              <w:t>id</w:t>
+            </w:r>
           </w:p>
         </w:tc>
         <w:tc>
@@ -2046,6 +1821,9 @@
             <w:pPr>
               <w:spacing w:before="60" w:after="60"/>
             </w:pPr>
+            <w:r>
+              <w:t>ObjectId</w:t>
+            </w:r>
           </w:p>
         </w:tc>
         <w:tc>
@@ -2069,6 +1847,9 @@
             <w:pPr>
               <w:spacing w:before="60" w:after="60"/>
             </w:pPr>
+            <w:r>
+              <w:t>Auto</w:t>
+            </w:r>
           </w:p>
         </w:tc>
         <w:tc>
@@ -2618,7 +2399,6 @@
             </w:tcMar>
           </w:tcPr>
           <w:p>
-            <w:proofErr w:type="gramStart"/>
             <w:r>
               <w:rPr>
                 <w:rFonts w:ascii="Courier New" w:eastAsia="Courier New" w:hAnsi="Courier New" w:cs="Courier New"/>
@@ -2628,33 +2408,8 @@
                 <w:sz w:val="17"/>
                 <w:szCs w:val="17"/>
               </w:rPr>
-              <w:t>{ paste</w:t>
-            </w:r>
-            <w:proofErr w:type="gramEnd"/>
-            <w:r>
-              <w:rPr>
-                <w:rFonts w:ascii="Courier New" w:eastAsia="Courier New" w:hAnsi="Courier New" w:cs="Courier New"/>
-                <w:i/>
-                <w:iCs/>
-                <w:color w:val="BBBBBB"/>
-                <w:sz w:val="17"/>
-                <w:szCs w:val="17"/>
-              </w:rPr>
-              <w:t xml:space="preserve"> a real sample users document </w:t>
-            </w:r>
-            <w:proofErr w:type="gramStart"/>
-            <w:r>
-              <w:rPr>
-                <w:rFonts w:ascii="Courier New" w:eastAsia="Courier New" w:hAnsi="Courier New" w:cs="Courier New"/>
-                <w:i/>
-                <w:iCs/>
-                <w:color w:val="BBBBBB"/>
-                <w:sz w:val="17"/>
-                <w:szCs w:val="17"/>
-              </w:rPr>
-              <w:t>here }</w:t>
-            </w:r>
-            <w:proofErr w:type="gramEnd"/>
+              <w:t>{ paste a real sample users document here }</w:t>
+            </w:r>
           </w:p>
         </w:tc>
       </w:tr>
@@ -2741,23 +2496,13 @@
             <w:pPr>
               <w:spacing w:before="60" w:after="60"/>
             </w:pPr>
-            <w:proofErr w:type="gramStart"/>
             <w:r>
               <w:rPr>
                 <w:b/>
                 <w:bCs/>
                 <w:color w:val="FFFFFF"/>
               </w:rPr>
-              <w:t>✏  Terry</w:t>
-            </w:r>
-            <w:proofErr w:type="gramEnd"/>
-            <w:r>
-              <w:rPr>
-                <w:b/>
-                <w:bCs/>
-                <w:color w:val="FFFFFF"/>
-              </w:rPr>
-              <w:t xml:space="preserve"> McCulley</w:t>
+              <w:t>✏  Terry McCulley</w:t>
             </w:r>
             <w:r>
               <w:rPr>
@@ -2782,7 +2527,6 @@
       <w:pPr>
         <w:spacing w:before="60" w:after="60"/>
       </w:pPr>
-      <w:proofErr w:type="gramStart"/>
       <w:r>
         <w:rPr>
           <w:i/>
@@ -2791,31 +2535,8 @@
           <w:sz w:val="19"/>
           <w:szCs w:val="19"/>
         </w:rPr>
-        <w:t>[ One</w:t>
+        <w:t>[ One sentence: what does this collection store? ]</w:t>
       </w:r>
-      <w:proofErr w:type="gramEnd"/>
-      <w:r>
-        <w:rPr>
-          <w:i/>
-          <w:iCs/>
-          <w:color w:val="BBBBBB"/>
-          <w:sz w:val="19"/>
-          <w:szCs w:val="19"/>
-        </w:rPr>
-        <w:t xml:space="preserve"> sentence: what does this collection store</w:t>
-      </w:r>
-      <w:proofErr w:type="gramStart"/>
-      <w:r>
-        <w:rPr>
-          <w:i/>
-          <w:iCs/>
-          <w:color w:val="BBBBBB"/>
-          <w:sz w:val="19"/>
-          <w:szCs w:val="19"/>
-        </w:rPr>
-        <w:t>? ]</w:t>
-      </w:r>
-      <w:proofErr w:type="gramEnd"/>
     </w:p>
     <w:p>
       <w:pPr>
@@ -3412,7 +3133,6 @@
             </w:tcMar>
           </w:tcPr>
           <w:p>
-            <w:proofErr w:type="gramStart"/>
             <w:r>
               <w:rPr>
                 <w:rFonts w:ascii="Courier New" w:eastAsia="Courier New" w:hAnsi="Courier New" w:cs="Courier New"/>
@@ -3422,33 +3142,8 @@
                 <w:sz w:val="17"/>
                 <w:szCs w:val="17"/>
               </w:rPr>
-              <w:t>{ paste</w:t>
-            </w:r>
-            <w:proofErr w:type="gramEnd"/>
-            <w:r>
-              <w:rPr>
-                <w:rFonts w:ascii="Courier New" w:eastAsia="Courier New" w:hAnsi="Courier New" w:cs="Courier New"/>
-                <w:i/>
-                <w:iCs/>
-                <w:color w:val="BBBBBB"/>
-                <w:sz w:val="17"/>
-                <w:szCs w:val="17"/>
-              </w:rPr>
-              <w:t xml:space="preserve"> a real sample categories document </w:t>
-            </w:r>
-            <w:proofErr w:type="gramStart"/>
-            <w:r>
-              <w:rPr>
-                <w:rFonts w:ascii="Courier New" w:eastAsia="Courier New" w:hAnsi="Courier New" w:cs="Courier New"/>
-                <w:i/>
-                <w:iCs/>
-                <w:color w:val="BBBBBB"/>
-                <w:sz w:val="17"/>
-                <w:szCs w:val="17"/>
-              </w:rPr>
-              <w:t>here }</w:t>
-            </w:r>
-            <w:proofErr w:type="gramEnd"/>
+              <w:t>{ paste a real sample categories document here }</w:t>
+            </w:r>
           </w:p>
         </w:tc>
       </w:tr>
@@ -3508,20 +3203,8 @@
                 <w:sz w:val="22"/>
                 <w:szCs w:val="22"/>
               </w:rPr>
-              <w:t xml:space="preserve">2.4   </w:t>
-            </w:r>
-            <w:proofErr w:type="spellStart"/>
-            <w:r>
-              <w:rPr>
-                <w:b/>
-                <w:bCs/>
-                <w:color w:val="FFFFFF"/>
-                <w:sz w:val="22"/>
-                <w:szCs w:val="22"/>
-              </w:rPr>
-              <w:t>meal_plans</w:t>
-            </w:r>
-            <w:proofErr w:type="spellEnd"/>
+              <w:t>2.4   meal_plans</w:t>
+            </w:r>
           </w:p>
         </w:tc>
       </w:tr>
@@ -3547,23 +3230,13 @@
             <w:pPr>
               <w:spacing w:before="60" w:after="60"/>
             </w:pPr>
-            <w:proofErr w:type="gramStart"/>
             <w:r>
               <w:rPr>
                 <w:b/>
                 <w:bCs/>
                 <w:color w:val="FFFFFF"/>
               </w:rPr>
-              <w:t>✏  Terry</w:t>
-            </w:r>
-            <w:proofErr w:type="gramEnd"/>
-            <w:r>
-              <w:rPr>
-                <w:b/>
-                <w:bCs/>
-                <w:color w:val="FFFFFF"/>
-              </w:rPr>
-              <w:t xml:space="preserve"> McCulley</w:t>
+              <w:t>✏  Terry McCulley</w:t>
             </w:r>
             <w:r>
               <w:rPr>
@@ -3588,7 +3261,6 @@
       <w:pPr>
         <w:spacing w:before="60" w:after="60"/>
       </w:pPr>
-      <w:proofErr w:type="gramStart"/>
       <w:r>
         <w:rPr>
           <w:i/>
@@ -3597,31 +3269,8 @@
           <w:sz w:val="19"/>
           <w:szCs w:val="19"/>
         </w:rPr>
-        <w:t>[ One</w:t>
+        <w:t>[ One sentence: what does this collection store? Mention the embedded days array. ]</w:t>
       </w:r>
-      <w:proofErr w:type="gramEnd"/>
-      <w:r>
-        <w:rPr>
-          <w:i/>
-          <w:iCs/>
-          <w:color w:val="BBBBBB"/>
-          <w:sz w:val="19"/>
-          <w:szCs w:val="19"/>
-        </w:rPr>
-        <w:t xml:space="preserve"> sentence: what does this collection store? Mention the embedded days array</w:t>
-      </w:r>
-      <w:proofErr w:type="gramStart"/>
-      <w:r>
-        <w:rPr>
-          <w:i/>
-          <w:iCs/>
-          <w:color w:val="BBBBBB"/>
-          <w:sz w:val="19"/>
-          <w:szCs w:val="19"/>
-        </w:rPr>
-        <w:t>. ]</w:t>
-      </w:r>
-      <w:proofErr w:type="gramEnd"/>
     </w:p>
     <w:p>
       <w:pPr>
@@ -4311,7 +3960,6 @@
             </w:tcMar>
           </w:tcPr>
           <w:p>
-            <w:proofErr w:type="gramStart"/>
             <w:r>
               <w:rPr>
                 <w:rFonts w:ascii="Courier New" w:eastAsia="Courier New" w:hAnsi="Courier New" w:cs="Courier New"/>
@@ -4321,57 +3969,8 @@
                 <w:sz w:val="17"/>
                 <w:szCs w:val="17"/>
               </w:rPr>
-              <w:t>{ paste</w:t>
-            </w:r>
-            <w:proofErr w:type="gramEnd"/>
-            <w:r>
-              <w:rPr>
-                <w:rFonts w:ascii="Courier New" w:eastAsia="Courier New" w:hAnsi="Courier New" w:cs="Courier New"/>
-                <w:i/>
-                <w:iCs/>
-                <w:color w:val="BBBBBB"/>
-                <w:sz w:val="17"/>
-                <w:szCs w:val="17"/>
-              </w:rPr>
-              <w:t xml:space="preserve"> a real sample </w:t>
-            </w:r>
-            <w:proofErr w:type="spellStart"/>
-            <w:r>
-              <w:rPr>
-                <w:rFonts w:ascii="Courier New" w:eastAsia="Courier New" w:hAnsi="Courier New" w:cs="Courier New"/>
-                <w:i/>
-                <w:iCs/>
-                <w:color w:val="BBBBBB"/>
-                <w:sz w:val="17"/>
-                <w:szCs w:val="17"/>
-              </w:rPr>
-              <w:t>meal_plans</w:t>
-            </w:r>
-            <w:proofErr w:type="spellEnd"/>
-            <w:r>
-              <w:rPr>
-                <w:rFonts w:ascii="Courier New" w:eastAsia="Courier New" w:hAnsi="Courier New" w:cs="Courier New"/>
-                <w:i/>
-                <w:iCs/>
-                <w:color w:val="BBBBBB"/>
-                <w:sz w:val="17"/>
-                <w:szCs w:val="17"/>
-              </w:rPr>
-              <w:t xml:space="preserve"> document here — include the embedded days </w:t>
-            </w:r>
-            <w:proofErr w:type="gramStart"/>
-            <w:r>
-              <w:rPr>
-                <w:rFonts w:ascii="Courier New" w:eastAsia="Courier New" w:hAnsi="Courier New" w:cs="Courier New"/>
-                <w:i/>
-                <w:iCs/>
-                <w:color w:val="BBBBBB"/>
-                <w:sz w:val="17"/>
-                <w:szCs w:val="17"/>
-              </w:rPr>
-              <w:t>array }</w:t>
-            </w:r>
-            <w:proofErr w:type="gramEnd"/>
+              <w:t>{ paste a real sample meal_plans document here — include the embedded days array }</w:t>
+            </w:r>
           </w:p>
         </w:tc>
       </w:tr>
@@ -4458,33 +4057,13 @@
             <w:pPr>
               <w:spacing w:before="60" w:after="60"/>
             </w:pPr>
-            <w:proofErr w:type="gramStart"/>
             <w:r>
               <w:rPr>
                 <w:b/>
                 <w:bCs/>
                 <w:color w:val="FFFFFF"/>
               </w:rPr>
-              <w:t xml:space="preserve">✏  </w:t>
-            </w:r>
-            <w:proofErr w:type="spellStart"/>
-            <w:r>
-              <w:rPr>
-                <w:b/>
-                <w:bCs/>
-                <w:color w:val="FFFFFF"/>
-              </w:rPr>
-              <w:t>Terysa</w:t>
-            </w:r>
-            <w:proofErr w:type="spellEnd"/>
-            <w:proofErr w:type="gramEnd"/>
-            <w:r>
-              <w:rPr>
-                <w:b/>
-                <w:bCs/>
-                <w:color w:val="FFFFFF"/>
-              </w:rPr>
-              <w:t xml:space="preserve"> Brewer</w:t>
+              <w:t>✏  Terysa Brewer</w:t>
             </w:r>
             <w:r>
               <w:rPr>
@@ -4509,7 +4088,6 @@
       <w:pPr>
         <w:spacing w:before="60" w:after="60"/>
       </w:pPr>
-      <w:proofErr w:type="gramStart"/>
       <w:r>
         <w:rPr>
           <w:i/>
@@ -4518,9 +4096,8 @@
           <w:sz w:val="19"/>
           <w:szCs w:val="19"/>
         </w:rPr>
-        <w:t>[ One</w:t>
+        <w:t xml:space="preserve">This collection stores </w:t>
       </w:r>
-      <w:proofErr w:type="gramEnd"/>
       <w:r>
         <w:rPr>
           <w:i/>
@@ -4529,9 +4106,8 @@
           <w:sz w:val="19"/>
           <w:szCs w:val="19"/>
         </w:rPr>
-        <w:t xml:space="preserve"> sentence: what does this collection store? Why is it a separate collection rather than embedded in recipes</w:t>
+        <w:t>recipe reviews and notes written by users. This is</w:t>
       </w:r>
-      <w:proofErr w:type="gramStart"/>
       <w:r>
         <w:rPr>
           <w:i/>
@@ -4540,9 +4116,18 @@
           <w:sz w:val="19"/>
           <w:szCs w:val="19"/>
         </w:rPr>
-        <w:t>? ]</w:t>
+        <w:t xml:space="preserve"> a separate collection rather being embedded in recipes </w:t>
       </w:r>
-      <w:proofErr w:type="gramEnd"/>
+      <w:r>
+        <w:rPr>
+          <w:i/>
+          <w:iCs/>
+          <w:color w:val="BBBBBB"/>
+          <w:sz w:val="19"/>
+          <w:szCs w:val="19"/>
+        </w:rPr>
+        <w:t>for indexing purposes – so that better recommendations can be generated for the user.</w:t>
+      </w:r>
     </w:p>
     <w:p>
       <w:pPr>
@@ -4731,6 +4316,12 @@
             <w:pPr>
               <w:spacing w:before="60" w:after="60"/>
             </w:pPr>
+            <w:r>
+              <w:t>i</w:t>
+            </w:r>
+            <w:r>
+              <w:t>d</w:t>
+            </w:r>
           </w:p>
         </w:tc>
         <w:tc>
@@ -4754,6 +4345,9 @@
             <w:pPr>
               <w:spacing w:before="60" w:after="60"/>
             </w:pPr>
+            <w:r>
+              <w:t>ObjectId</w:t>
+            </w:r>
           </w:p>
         </w:tc>
         <w:tc>
@@ -4777,6 +4371,9 @@
             <w:pPr>
               <w:spacing w:before="60" w:after="60"/>
             </w:pPr>
+            <w:r>
+              <w:t>Auto</w:t>
+            </w:r>
           </w:p>
         </w:tc>
         <w:tc>
@@ -4800,6 +4397,9 @@
             <w:pPr>
               <w:spacing w:before="60" w:after="60"/>
             </w:pPr>
+            <w:r>
+              <w:t>Primary key</w:t>
+            </w:r>
           </w:p>
         </w:tc>
       </w:tr>
@@ -4825,6 +4425,10 @@
             <w:pPr>
               <w:spacing w:before="60" w:after="60"/>
             </w:pPr>
+            <w:r>
+              <w:lastRenderedPageBreak/>
+              <w:t>userId</w:t>
+            </w:r>
           </w:p>
         </w:tc>
         <w:tc>
@@ -4848,6 +4452,9 @@
             <w:pPr>
               <w:spacing w:before="60" w:after="60"/>
             </w:pPr>
+            <w:r>
+              <w:t>ObjectId</w:t>
+            </w:r>
           </w:p>
         </w:tc>
         <w:tc>
@@ -4871,6 +4478,9 @@
             <w:pPr>
               <w:spacing w:before="60" w:after="60"/>
             </w:pPr>
+            <w:r>
+              <w:t>Yes – foreign key</w:t>
+            </w:r>
           </w:p>
         </w:tc>
         <w:tc>
@@ -4894,6 +4504,9 @@
             <w:pPr>
               <w:spacing w:before="60" w:after="60"/>
             </w:pPr>
+            <w:r>
+              <w:t>Foreign key, references Users</w:t>
+            </w:r>
           </w:p>
         </w:tc>
       </w:tr>
@@ -4919,6 +4532,9 @@
             <w:pPr>
               <w:spacing w:before="60" w:after="60"/>
             </w:pPr>
+            <w:r>
+              <w:t>recipeId</w:t>
+            </w:r>
           </w:p>
         </w:tc>
         <w:tc>
@@ -4942,6 +4558,9 @@
             <w:pPr>
               <w:spacing w:before="60" w:after="60"/>
             </w:pPr>
+            <w:r>
+              <w:t>ObjectId</w:t>
+            </w:r>
           </w:p>
         </w:tc>
         <w:tc>
@@ -4965,6 +4584,9 @@
             <w:pPr>
               <w:spacing w:before="60" w:after="60"/>
             </w:pPr>
+            <w:r>
+              <w:t>Yes – foreign key</w:t>
+            </w:r>
           </w:p>
         </w:tc>
         <w:tc>
@@ -5326,7 +4948,6 @@
             </w:tcMar>
           </w:tcPr>
           <w:p>
-            <w:proofErr w:type="gramStart"/>
             <w:r>
               <w:rPr>
                 <w:rFonts w:ascii="Courier New" w:eastAsia="Courier New" w:hAnsi="Courier New" w:cs="Courier New"/>
@@ -5336,33 +4957,8 @@
                 <w:sz w:val="17"/>
                 <w:szCs w:val="17"/>
               </w:rPr>
-              <w:t>{ paste</w:t>
-            </w:r>
-            <w:proofErr w:type="gramEnd"/>
-            <w:r>
-              <w:rPr>
-                <w:rFonts w:ascii="Courier New" w:eastAsia="Courier New" w:hAnsi="Courier New" w:cs="Courier New"/>
-                <w:i/>
-                <w:iCs/>
-                <w:color w:val="BBBBBB"/>
-                <w:sz w:val="17"/>
-                <w:szCs w:val="17"/>
-              </w:rPr>
-              <w:t xml:space="preserve"> a real sample reviews document </w:t>
-            </w:r>
-            <w:proofErr w:type="gramStart"/>
-            <w:r>
-              <w:rPr>
-                <w:rFonts w:ascii="Courier New" w:eastAsia="Courier New" w:hAnsi="Courier New" w:cs="Courier New"/>
-                <w:i/>
-                <w:iCs/>
-                <w:color w:val="BBBBBB"/>
-                <w:sz w:val="17"/>
-                <w:szCs w:val="17"/>
-              </w:rPr>
-              <w:t>here }</w:t>
-            </w:r>
-            <w:proofErr w:type="gramEnd"/>
+              <w:t>{ paste a real sample reviews document here }</w:t>
+            </w:r>
           </w:p>
         </w:tc>
       </w:tr>
@@ -5422,20 +5018,8 @@
                 <w:sz w:val="22"/>
                 <w:szCs w:val="22"/>
               </w:rPr>
-              <w:t xml:space="preserve">2.6   </w:t>
-            </w:r>
-            <w:proofErr w:type="spellStart"/>
-            <w:r>
-              <w:rPr>
-                <w:b/>
-                <w:bCs/>
-                <w:color w:val="FFFFFF"/>
-                <w:sz w:val="22"/>
-                <w:szCs w:val="22"/>
-              </w:rPr>
-              <w:t>saved_recipes</w:t>
-            </w:r>
-            <w:proofErr w:type="spellEnd"/>
+              <w:t>2.6   saved_recipes</w:t>
+            </w:r>
           </w:p>
         </w:tc>
       </w:tr>
@@ -5461,33 +5045,13 @@
             <w:pPr>
               <w:spacing w:before="60" w:after="60"/>
             </w:pPr>
-            <w:proofErr w:type="gramStart"/>
             <w:r>
               <w:rPr>
                 <w:b/>
                 <w:bCs/>
                 <w:color w:val="FFFFFF"/>
               </w:rPr>
-              <w:t xml:space="preserve">✏  </w:t>
-            </w:r>
-            <w:proofErr w:type="spellStart"/>
-            <w:r>
-              <w:rPr>
-                <w:b/>
-                <w:bCs/>
-                <w:color w:val="FFFFFF"/>
-              </w:rPr>
-              <w:t>Terysa</w:t>
-            </w:r>
-            <w:proofErr w:type="spellEnd"/>
-            <w:proofErr w:type="gramEnd"/>
-            <w:r>
-              <w:rPr>
-                <w:b/>
-                <w:bCs/>
-                <w:color w:val="FFFFFF"/>
-              </w:rPr>
-              <w:t xml:space="preserve"> Brewer</w:t>
+              <w:t>✏  Terysa Brewer</w:t>
             </w:r>
             <w:r>
               <w:rPr>
@@ -5512,7 +5076,6 @@
       <w:pPr>
         <w:spacing w:before="60" w:after="60"/>
       </w:pPr>
-      <w:proofErr w:type="gramStart"/>
       <w:r>
         <w:rPr>
           <w:i/>
@@ -5521,31 +5084,8 @@
           <w:sz w:val="19"/>
           <w:szCs w:val="19"/>
         </w:rPr>
-        <w:t>[ One</w:t>
+        <w:t>[ One sentence: what does this collection store? What kind of relationship does it represent? ]</w:t>
       </w:r>
-      <w:proofErr w:type="gramEnd"/>
-      <w:r>
-        <w:rPr>
-          <w:i/>
-          <w:iCs/>
-          <w:color w:val="BBBBBB"/>
-          <w:sz w:val="19"/>
-          <w:szCs w:val="19"/>
-        </w:rPr>
-        <w:t xml:space="preserve"> sentence: what does this collection store? What kind of relationship does it represent</w:t>
-      </w:r>
-      <w:proofErr w:type="gramStart"/>
-      <w:r>
-        <w:rPr>
-          <w:i/>
-          <w:iCs/>
-          <w:color w:val="BBBBBB"/>
-          <w:sz w:val="19"/>
-          <w:szCs w:val="19"/>
-        </w:rPr>
-        <w:t>? ]</w:t>
-      </w:r>
-      <w:proofErr w:type="gramEnd"/>
     </w:p>
     <w:p>
       <w:pPr>
@@ -6141,7 +5681,6 @@
             </w:tcMar>
           </w:tcPr>
           <w:p>
-            <w:proofErr w:type="gramStart"/>
             <w:r>
               <w:rPr>
                 <w:rFonts w:ascii="Courier New" w:eastAsia="Courier New" w:hAnsi="Courier New" w:cs="Courier New"/>
@@ -6151,57 +5690,8 @@
                 <w:sz w:val="17"/>
                 <w:szCs w:val="17"/>
               </w:rPr>
-              <w:t>{ paste</w:t>
-            </w:r>
-            <w:proofErr w:type="gramEnd"/>
-            <w:r>
-              <w:rPr>
-                <w:rFonts w:ascii="Courier New" w:eastAsia="Courier New" w:hAnsi="Courier New" w:cs="Courier New"/>
-                <w:i/>
-                <w:iCs/>
-                <w:color w:val="BBBBBB"/>
-                <w:sz w:val="17"/>
-                <w:szCs w:val="17"/>
-              </w:rPr>
-              <w:t xml:space="preserve"> a real sample </w:t>
-            </w:r>
-            <w:proofErr w:type="spellStart"/>
-            <w:r>
-              <w:rPr>
-                <w:rFonts w:ascii="Courier New" w:eastAsia="Courier New" w:hAnsi="Courier New" w:cs="Courier New"/>
-                <w:i/>
-                <w:iCs/>
-                <w:color w:val="BBBBBB"/>
-                <w:sz w:val="17"/>
-                <w:szCs w:val="17"/>
-              </w:rPr>
-              <w:t>saved_recipes</w:t>
-            </w:r>
-            <w:proofErr w:type="spellEnd"/>
-            <w:r>
-              <w:rPr>
-                <w:rFonts w:ascii="Courier New" w:eastAsia="Courier New" w:hAnsi="Courier New" w:cs="Courier New"/>
-                <w:i/>
-                <w:iCs/>
-                <w:color w:val="BBBBBB"/>
-                <w:sz w:val="17"/>
-                <w:szCs w:val="17"/>
-              </w:rPr>
-              <w:t xml:space="preserve"> document </w:t>
-            </w:r>
-            <w:proofErr w:type="gramStart"/>
-            <w:r>
-              <w:rPr>
-                <w:rFonts w:ascii="Courier New" w:eastAsia="Courier New" w:hAnsi="Courier New" w:cs="Courier New"/>
-                <w:i/>
-                <w:iCs/>
-                <w:color w:val="BBBBBB"/>
-                <w:sz w:val="17"/>
-                <w:szCs w:val="17"/>
-              </w:rPr>
-              <w:t>here }</w:t>
-            </w:r>
-            <w:proofErr w:type="gramEnd"/>
+              <w:t>{ paste a real sample saved_recipes document here }</w:t>
+            </w:r>
           </w:p>
         </w:tc>
       </w:tr>
@@ -6216,15 +5706,7 @@
         <w:pStyle w:val="Heading1"/>
       </w:pPr>
       <w:r>
-        <w:t>3</w:t>
-      </w:r>
-      <w:proofErr w:type="gramStart"/>
-      <w:r>
-        <w:t>.  Embedded</w:t>
-      </w:r>
-      <w:proofErr w:type="gramEnd"/>
-      <w:r>
-        <w:t xml:space="preserve"> </w:t>
+        <w:t xml:space="preserve">3.  Embedded </w:t>
       </w:r>
       <w:r>
         <w:t>v.</w:t>
@@ -6287,23 +5769,13 @@
             <w:pPr>
               <w:spacing w:before="60" w:after="60"/>
             </w:pPr>
-            <w:proofErr w:type="gramStart"/>
             <w:r>
               <w:rPr>
                 <w:b/>
                 <w:bCs/>
                 <w:color w:val="FFFFFF"/>
               </w:rPr>
-              <w:t>✏  Daniel</w:t>
-            </w:r>
-            <w:proofErr w:type="gramEnd"/>
-            <w:r>
-              <w:rPr>
-                <w:b/>
-                <w:bCs/>
-                <w:color w:val="FFFFFF"/>
-              </w:rPr>
-              <w:t xml:space="preserve"> Weidenaar</w:t>
+              <w:t>✏  Daniel Weidenaar</w:t>
             </w:r>
             <w:r>
               <w:rPr>
@@ -6335,13 +5807,8 @@
       <w:pPr>
         <w:pStyle w:val="Heading2"/>
       </w:pPr>
-      <w:proofErr w:type="gramStart"/>
       <w:r>
-        <w:t>3.1  Embedded</w:t>
-      </w:r>
-      <w:proofErr w:type="gramEnd"/>
-      <w:r>
-        <w:t xml:space="preserve"> relationships</w:t>
+        <w:t>3.1  Embedded relationships</w:t>
       </w:r>
     </w:p>
     <w:p>
@@ -6373,16 +5840,15 @@
           <w:szCs w:val="20"/>
         </w:rPr>
       </w:pPr>
-      <w:proofErr w:type="spellStart"/>
       <w:r>
         <w:rPr>
           <w:color w:val="auto"/>
           <w:sz w:val="20"/>
           <w:szCs w:val="20"/>
         </w:rPr>
+        <w:lastRenderedPageBreak/>
         <w:t>Recipes.ingredients</w:t>
       </w:r>
-      <w:proofErr w:type="spellEnd"/>
       <w:r>
         <w:rPr>
           <w:b w:val="0"/>
@@ -6425,34 +5891,13 @@
           <w:szCs w:val="20"/>
         </w:rPr>
       </w:pPr>
-      <w:proofErr w:type="spellStart"/>
       <w:r>
         <w:rPr>
           <w:color w:val="auto"/>
           <w:sz w:val="20"/>
           <w:szCs w:val="20"/>
         </w:rPr>
-        <w:lastRenderedPageBreak/>
-        <w:t>Meal_</w:t>
-      </w:r>
-      <w:proofErr w:type="gramStart"/>
-      <w:r>
-        <w:rPr>
-          <w:color w:val="auto"/>
-          <w:sz w:val="20"/>
-          <w:szCs w:val="20"/>
-        </w:rPr>
-        <w:t>plans.days</w:t>
-      </w:r>
-      <w:proofErr w:type="spellEnd"/>
-      <w:proofErr w:type="gramEnd"/>
-      <w:r>
-        <w:rPr>
-          <w:color w:val="auto"/>
-          <w:sz w:val="20"/>
-          <w:szCs w:val="20"/>
-        </w:rPr>
-        <w:t>:</w:t>
+        <w:t>Meal_plans.days:</w:t>
       </w:r>
       <w:r>
         <w:rPr>
@@ -6479,13 +5924,8 @@
       <w:pPr>
         <w:pStyle w:val="Heading2"/>
       </w:pPr>
-      <w:proofErr w:type="gramStart"/>
       <w:r>
-        <w:t>3.2  Referenced</w:t>
-      </w:r>
-      <w:proofErr w:type="gramEnd"/>
-      <w:r>
-        <w:t xml:space="preserve"> relationships</w:t>
+        <w:t>3.2  Referenced relationships</w:t>
       </w:r>
     </w:p>
     <w:tbl>
@@ -6554,7 +5994,6 @@
             <w:pPr>
               <w:spacing w:before="60" w:after="60"/>
             </w:pPr>
-            <w:proofErr w:type="gramStart"/>
             <w:r>
               <w:rPr>
                 <w:i/>
@@ -6563,18 +6002,7 @@
                 <w:sz w:val="19"/>
                 <w:szCs w:val="19"/>
               </w:rPr>
-              <w:t>Reference when</w:t>
-            </w:r>
-            <w:proofErr w:type="gramEnd"/>
-            <w:r>
-              <w:rPr>
-                <w:i/>
-                <w:iCs/>
-                <w:color w:val="1A5276"/>
-                <w:sz w:val="19"/>
-                <w:szCs w:val="19"/>
-              </w:rPr>
-              <w:t>: the related data is large, updated independently, reused across documents, or queried on its own.</w:t>
+              <w:t>Reference when: the related data is large, updated independently, reused across documents, or queried on its own.</w:t>
             </w:r>
           </w:p>
         </w:tc>
@@ -6622,23 +6050,13 @@
           <w:szCs w:val="20"/>
         </w:rPr>
       </w:pPr>
-      <w:proofErr w:type="spellStart"/>
       <w:r>
         <w:rPr>
           <w:color w:val="auto"/>
           <w:sz w:val="20"/>
           <w:szCs w:val="20"/>
         </w:rPr>
-        <w:t>Recipes.category_id</w:t>
-      </w:r>
-      <w:proofErr w:type="spellEnd"/>
-      <w:r>
-        <w:rPr>
-          <w:color w:val="auto"/>
-          <w:sz w:val="20"/>
-          <w:szCs w:val="20"/>
-        </w:rPr>
-        <w:t xml:space="preserve"> -&gt; categories: </w:t>
+        <w:t xml:space="preserve">Recipes.category_id -&gt; categories: </w:t>
       </w:r>
       <w:r>
         <w:rPr>
@@ -6662,23 +6080,13 @@
           <w:szCs w:val="20"/>
         </w:rPr>
       </w:pPr>
-      <w:proofErr w:type="spellStart"/>
       <w:r>
         <w:rPr>
           <w:color w:val="auto"/>
           <w:sz w:val="20"/>
           <w:szCs w:val="20"/>
         </w:rPr>
-        <w:t>Recipe.author_user_id</w:t>
-      </w:r>
-      <w:proofErr w:type="spellEnd"/>
-      <w:r>
-        <w:rPr>
-          <w:color w:val="auto"/>
-          <w:sz w:val="20"/>
-          <w:szCs w:val="20"/>
-        </w:rPr>
-        <w:t xml:space="preserve"> -&gt; users</w:t>
+        <w:t>Recipe.author_user_id -&gt; users</w:t>
       </w:r>
       <w:r>
         <w:rPr>
@@ -6732,51 +6140,13 @@
           <w:szCs w:val="20"/>
         </w:rPr>
       </w:pPr>
-      <w:proofErr w:type="spellStart"/>
       <w:r>
         <w:rPr>
           <w:color w:val="auto"/>
           <w:sz w:val="20"/>
           <w:szCs w:val="20"/>
         </w:rPr>
-        <w:t>Reviews.user_id</w:t>
-      </w:r>
-      <w:proofErr w:type="spellEnd"/>
-      <w:r>
-        <w:rPr>
-          <w:color w:val="auto"/>
-          <w:sz w:val="20"/>
-          <w:szCs w:val="20"/>
-        </w:rPr>
-        <w:t xml:space="preserve"> &amp; </w:t>
-      </w:r>
-      <w:proofErr w:type="spellStart"/>
-      <w:proofErr w:type="gramStart"/>
-      <w:r>
-        <w:rPr>
-          <w:color w:val="auto"/>
-          <w:sz w:val="20"/>
-          <w:szCs w:val="20"/>
-        </w:rPr>
-        <w:t>reviews.recipe</w:t>
-      </w:r>
-      <w:proofErr w:type="gramEnd"/>
-      <w:r>
-        <w:rPr>
-          <w:color w:val="auto"/>
-          <w:sz w:val="20"/>
-          <w:szCs w:val="20"/>
-        </w:rPr>
-        <w:t>_id</w:t>
-      </w:r>
-      <w:proofErr w:type="spellEnd"/>
-      <w:r>
-        <w:rPr>
-          <w:color w:val="auto"/>
-          <w:sz w:val="20"/>
-          <w:szCs w:val="20"/>
-        </w:rPr>
-        <w:t xml:space="preserve"> -&gt; users, recipes: </w:t>
+        <w:t xml:space="preserve">Reviews.user_id &amp; reviews.recipe_id -&gt; users, recipes: </w:t>
       </w:r>
       <w:r>
         <w:rPr>
@@ -6813,59 +6183,13 @@
       <w:pPr>
         <w:pStyle w:val="Heading2"/>
       </w:pPr>
-      <w:proofErr w:type="spellStart"/>
       <w:r>
         <w:rPr>
           <w:color w:val="auto"/>
           <w:sz w:val="20"/>
           <w:szCs w:val="20"/>
         </w:rPr>
-        <w:t>Saved_recipes.user_id</w:t>
-      </w:r>
-      <w:proofErr w:type="spellEnd"/>
-      <w:r>
-        <w:rPr>
-          <w:color w:val="auto"/>
-          <w:sz w:val="20"/>
-          <w:szCs w:val="20"/>
-        </w:rPr>
-        <w:t xml:space="preserve"> &amp; </w:t>
-      </w:r>
-      <w:proofErr w:type="spellStart"/>
-      <w:r>
-        <w:rPr>
-          <w:color w:val="auto"/>
-          <w:sz w:val="20"/>
-          <w:szCs w:val="20"/>
-        </w:rPr>
-        <w:t>saved_</w:t>
-      </w:r>
-      <w:proofErr w:type="gramStart"/>
-      <w:r>
-        <w:rPr>
-          <w:color w:val="auto"/>
-          <w:sz w:val="20"/>
-          <w:szCs w:val="20"/>
-        </w:rPr>
-        <w:t>recipes.recipe</w:t>
-      </w:r>
-      <w:proofErr w:type="gramEnd"/>
-      <w:r>
-        <w:rPr>
-          <w:color w:val="auto"/>
-          <w:sz w:val="20"/>
-          <w:szCs w:val="20"/>
-        </w:rPr>
-        <w:t>_id</w:t>
-      </w:r>
-      <w:proofErr w:type="spellEnd"/>
-      <w:r>
-        <w:rPr>
-          <w:color w:val="auto"/>
-          <w:sz w:val="20"/>
-          <w:szCs w:val="20"/>
-        </w:rPr>
-        <w:t xml:space="preserve"> -&gt; users, recipes: </w:t>
+        <w:t xml:space="preserve">Saved_recipes.user_id &amp; saved_recipes.recipe_id -&gt; users, recipes: </w:t>
       </w:r>
       <w:r>
         <w:rPr>
@@ -6895,29 +6219,7 @@
           <w:sz w:val="20"/>
           <w:szCs w:val="20"/>
         </w:rPr>
-        <w:t xml:space="preserve">one user can save many recipes, and one recipe can be saved by many users. Embedding this data inside either the user or recipe document would make it impossible to query effectively. Storing references in a dedicated </w:t>
-      </w:r>
-      <w:proofErr w:type="spellStart"/>
-      <w:r>
-        <w:rPr>
-          <w:b w:val="0"/>
-          <w:bCs w:val="0"/>
-          <w:color w:val="auto"/>
-          <w:sz w:val="20"/>
-          <w:szCs w:val="20"/>
-        </w:rPr>
-        <w:t>saved_recipes</w:t>
-      </w:r>
-      <w:proofErr w:type="spellEnd"/>
-      <w:r>
-        <w:rPr>
-          <w:b w:val="0"/>
-          <w:bCs w:val="0"/>
-          <w:color w:val="auto"/>
-          <w:sz w:val="20"/>
-          <w:szCs w:val="20"/>
-        </w:rPr>
-        <w:t xml:space="preserve"> collection allows the app to look up all recipes saved by a specific user, all users who saved a specific recipe, or check whether a particular user has saved a particular recipe</w:t>
+        <w:t>one user can save many recipes, and one recipe can be saved by many users. Embedding this data inside either the user or recipe document would make it impossible to query effectively. Storing references in a dedicated saved_recipes collection allows the app to look up all recipes saved by a specific user, all users who saved a specific recipe, or check whether a particular user has saved a particular recipe</w:t>
       </w:r>
       <w:r>
         <w:rPr>
@@ -6955,15 +6257,7 @@
         <w:pStyle w:val="Heading1"/>
       </w:pPr>
       <w:r>
-        <w:t>4</w:t>
-      </w:r>
-      <w:proofErr w:type="gramStart"/>
-      <w:r>
-        <w:t>.  Indexing</w:t>
-      </w:r>
-      <w:proofErr w:type="gramEnd"/>
-      <w:r>
-        <w:t xml:space="preserve"> strategy</w:t>
+        <w:t>4.  Indexing strategy</w:t>
       </w:r>
     </w:p>
     <w:tbl>
@@ -7008,23 +6302,13 @@
             <w:pPr>
               <w:spacing w:before="60" w:after="60"/>
             </w:pPr>
-            <w:proofErr w:type="gramStart"/>
             <w:r>
               <w:rPr>
                 <w:b/>
                 <w:bCs/>
                 <w:color w:val="FFFFFF"/>
               </w:rPr>
-              <w:t>✏  Daniel</w:t>
-            </w:r>
-            <w:proofErr w:type="gramEnd"/>
-            <w:r>
-              <w:rPr>
-                <w:b/>
-                <w:bCs/>
-                <w:color w:val="FFFFFF"/>
-              </w:rPr>
-              <w:t xml:space="preserve"> Weidenaar + Terry McCulley</w:t>
+              <w:t>✏  Daniel Weidenaar + Terry McCulley</w:t>
             </w:r>
             <w:r>
               <w:rPr>
@@ -7375,11 +6659,9 @@
             <w:pPr>
               <w:spacing w:before="60" w:after="60"/>
             </w:pPr>
-            <w:proofErr w:type="spellStart"/>
             <w:r>
               <w:t>Dietary_flags</w:t>
             </w:r>
-            <w:proofErr w:type="spellEnd"/>
           </w:p>
         </w:tc>
         <w:tc>
@@ -7430,23 +6712,11 @@
               <w:spacing w:before="60" w:after="60"/>
             </w:pPr>
             <w:r>
-              <w:t xml:space="preserve">If a </w:t>
-            </w:r>
-            <w:proofErr w:type="gramStart"/>
-            <w:r>
-              <w:t>user filters</w:t>
-            </w:r>
-            <w:proofErr w:type="gramEnd"/>
-            <w:r>
-              <w:t xml:space="preserve"> based on dietary flags, </w:t>
-            </w:r>
-            <w:proofErr w:type="gramStart"/>
-            <w:r>
-              <w:t>program</w:t>
-            </w:r>
-            <w:proofErr w:type="gramEnd"/>
-            <w:r>
-              <w:t xml:space="preserve"> should not sort data by scanning the entire document for each individual recipe, they should be indexed. </w:t>
+              <w:t xml:space="preserve">If a user filters based on dietary flags, program should not sort data by scanning the entire document for </w:t>
+            </w:r>
+            <w:r>
+              <w:lastRenderedPageBreak/>
+              <w:t xml:space="preserve">each individual recipe, they should be indexed. </w:t>
             </w:r>
           </w:p>
         </w:tc>
@@ -7500,11 +6770,9 @@
             <w:pPr>
               <w:spacing w:before="60" w:after="60"/>
             </w:pPr>
-            <w:proofErr w:type="spellStart"/>
             <w:r>
               <w:t>Recipe_id</w:t>
             </w:r>
-            <w:proofErr w:type="spellEnd"/>
           </w:p>
         </w:tc>
         <w:tc>
@@ -7582,11 +6850,9 @@
             <w:pPr>
               <w:spacing w:before="60" w:after="60"/>
             </w:pPr>
-            <w:proofErr w:type="spellStart"/>
             <w:r>
               <w:t>Saved_recipes</w:t>
             </w:r>
-            <w:proofErr w:type="spellEnd"/>
           </w:p>
         </w:tc>
         <w:tc>
@@ -7610,19 +6876,9 @@
             <w:pPr>
               <w:spacing w:before="60" w:after="60"/>
             </w:pPr>
-            <w:proofErr w:type="spellStart"/>
-            <w:r>
-              <w:t>User_id</w:t>
-            </w:r>
-            <w:proofErr w:type="spellEnd"/>
-            <w:r>
-              <w:t xml:space="preserve">, </w:t>
-            </w:r>
-            <w:proofErr w:type="spellStart"/>
-            <w:r>
-              <w:t>recipe_id</w:t>
-            </w:r>
-            <w:proofErr w:type="spellEnd"/>
+            <w:r>
+              <w:t>User_id, recipe_id</w:t>
+            </w:r>
           </w:p>
         </w:tc>
         <w:tc>
@@ -8077,15 +7333,7 @@
         <w:pStyle w:val="Heading1"/>
       </w:pPr>
       <w:r>
-        <w:t>5</w:t>
-      </w:r>
-      <w:proofErr w:type="gramStart"/>
-      <w:r>
-        <w:t>.  Validation</w:t>
-      </w:r>
-      <w:proofErr w:type="gramEnd"/>
-      <w:r>
-        <w:t xml:space="preserve"> considerations</w:t>
+        <w:t>5.  Validation considerations</w:t>
       </w:r>
     </w:p>
     <w:tbl>
@@ -8130,33 +7378,13 @@
             <w:pPr>
               <w:spacing w:before="60" w:after="60"/>
             </w:pPr>
-            <w:proofErr w:type="gramStart"/>
             <w:r>
               <w:rPr>
                 <w:b/>
                 <w:bCs/>
                 <w:color w:val="FFFFFF"/>
               </w:rPr>
-              <w:t xml:space="preserve">✏  </w:t>
-            </w:r>
-            <w:proofErr w:type="spellStart"/>
-            <w:r>
-              <w:rPr>
-                <w:b/>
-                <w:bCs/>
-                <w:color w:val="FFFFFF"/>
-              </w:rPr>
-              <w:t>Terysa</w:t>
-            </w:r>
-            <w:proofErr w:type="spellEnd"/>
-            <w:proofErr w:type="gramEnd"/>
-            <w:r>
-              <w:rPr>
-                <w:b/>
-                <w:bCs/>
-                <w:color w:val="FFFFFF"/>
-              </w:rPr>
-              <w:t xml:space="preserve"> Brewer</w:t>
+              <w:t>✏  Terysa Brewer</w:t>
             </w:r>
             <w:r>
               <w:rPr>
@@ -8898,15 +8126,7 @@
         <w:pStyle w:val="Heading1"/>
       </w:pPr>
       <w:r>
-        <w:t>6</w:t>
-      </w:r>
-      <w:proofErr w:type="gramStart"/>
-      <w:r>
-        <w:t>.  Planned</w:t>
-      </w:r>
-      <w:proofErr w:type="gramEnd"/>
-      <w:r>
-        <w:t xml:space="preserve"> queries</w:t>
+        <w:t>6.  Planned queries</w:t>
       </w:r>
     </w:p>
     <w:p>
@@ -8929,13 +8149,8 @@
       <w:pPr>
         <w:pStyle w:val="Heading2"/>
       </w:pPr>
-      <w:proofErr w:type="gramStart"/>
       <w:r>
-        <w:t>6.1  Basic</w:t>
-      </w:r>
-      <w:proofErr w:type="gramEnd"/>
-      <w:r>
-        <w:t xml:space="preserve"> queries — filter, sort, lookup</w:t>
+        <w:t>6.1  Basic queries — filter, sort, lookup</w:t>
       </w:r>
     </w:p>
     <w:tbl>
@@ -8980,23 +8195,14 @@
             <w:pPr>
               <w:spacing w:before="60" w:after="60"/>
             </w:pPr>
-            <w:proofErr w:type="gramStart"/>
             <w:r>
               <w:rPr>
                 <w:b/>
                 <w:bCs/>
                 <w:color w:val="FFFFFF"/>
               </w:rPr>
-              <w:t>✏  Terry</w:t>
-            </w:r>
-            <w:proofErr w:type="gramEnd"/>
-            <w:r>
-              <w:rPr>
-                <w:b/>
-                <w:bCs/>
-                <w:color w:val="FFFFFF"/>
-              </w:rPr>
-              <w:t xml:space="preserve"> McCulley</w:t>
+              <w:lastRenderedPageBreak/>
+              <w:t>✏  Terry McCulley</w:t>
             </w:r>
             <w:r>
               <w:rPr>
@@ -9025,21 +8231,7 @@
         <w:rPr>
           <w:color w:val="1C1C1A"/>
         </w:rPr>
-        <w:t xml:space="preserve">Include: keyword search, filter by dietary flag, filter by category, multi-condition filter, sorted query, and at least one lookup. Document the actual </w:t>
-      </w:r>
-      <w:proofErr w:type="spellStart"/>
-      <w:r>
-        <w:rPr>
-          <w:color w:val="1C1C1A"/>
-        </w:rPr>
-        <w:t>PyMongo</w:t>
-      </w:r>
-      <w:proofErr w:type="spellEnd"/>
-      <w:r>
-        <w:rPr>
-          <w:color w:val="1C1C1A"/>
-        </w:rPr>
-        <w:t xml:space="preserve"> syntax you're using.</w:t>
+        <w:t>Include: keyword search, filter by dietary flag, filter by category, multi-condition filter, sorted query, and at least one lookup. Document the actual PyMongo syntax you're using.</w:t>
       </w:r>
     </w:p>
     <w:p>
@@ -9680,13 +8872,8 @@
       <w:pPr>
         <w:pStyle w:val="Heading2"/>
       </w:pPr>
-      <w:proofErr w:type="gramStart"/>
       <w:r>
-        <w:t>6.2  Aggregation</w:t>
-      </w:r>
-      <w:proofErr w:type="gramEnd"/>
-      <w:r>
-        <w:t xml:space="preserve"> pipelines</w:t>
+        <w:t>6.2  Aggregation pipelines</w:t>
       </w:r>
     </w:p>
     <w:tbl>
@@ -9731,23 +8918,13 @@
             <w:pPr>
               <w:spacing w:before="60" w:after="60"/>
             </w:pPr>
-            <w:proofErr w:type="gramStart"/>
             <w:r>
               <w:rPr>
                 <w:b/>
                 <w:bCs/>
                 <w:color w:val="FFFFFF"/>
               </w:rPr>
-              <w:t>✏  Daniel</w:t>
-            </w:r>
-            <w:proofErr w:type="gramEnd"/>
-            <w:r>
-              <w:rPr>
-                <w:b/>
-                <w:bCs/>
-                <w:color w:val="FFFFFF"/>
-              </w:rPr>
-              <w:t xml:space="preserve"> Weidenaar</w:t>
+              <w:t>✏  Daniel Weidenaar</w:t>
             </w:r>
             <w:r>
               <w:rPr>
@@ -9774,47 +8951,7 @@
         <w:ind w:firstLine="720"/>
       </w:pPr>
       <w:r>
-        <w:t xml:space="preserve">The recommendation engine pipeline begins by matching recipes </w:t>
-      </w:r>
-      <w:proofErr w:type="gramStart"/>
-      <w:r>
-        <w:t>whose</w:t>
-      </w:r>
-      <w:proofErr w:type="gramEnd"/>
-      <w:r>
-        <w:t xml:space="preserve"> </w:t>
-      </w:r>
-      <w:proofErr w:type="spellStart"/>
-      <w:r>
-        <w:t>dietary_flags</w:t>
-      </w:r>
-      <w:proofErr w:type="spellEnd"/>
-      <w:r>
-        <w:t xml:space="preserve"> or tags overlap with the requesting user's </w:t>
-      </w:r>
-      <w:proofErr w:type="spellStart"/>
-      <w:r>
-        <w:t>dietary_preferences</w:t>
-      </w:r>
-      <w:proofErr w:type="spellEnd"/>
-      <w:r>
-        <w:t xml:space="preserve"> and </w:t>
-      </w:r>
-      <w:proofErr w:type="spellStart"/>
-      <w:r>
-        <w:t>favorite_categories</w:t>
-      </w:r>
-      <w:proofErr w:type="spellEnd"/>
-      <w:r>
-        <w:t xml:space="preserve"> from their profile. It then performs a $lookup to join the reviews collection and </w:t>
-      </w:r>
-      <w:proofErr w:type="gramStart"/>
-      <w:r>
-        <w:t>calculate</w:t>
-      </w:r>
-      <w:proofErr w:type="gramEnd"/>
-      <w:r>
-        <w:t xml:space="preserve"> the average rating for each matched recipe using $group and $avg. Results are sorted by average rating descending and limited to the top 3 matches, returning a personalized ranked list of recipes suited to the user's preferences.</w:t>
+        <w:t>The recommendation engine pipeline begins by matching recipes whose dietary_flags or tags overlap with the requesting user's dietary_preferences and favorite_categories from their profile. It then performs a $lookup to join the reviews collection and calculate the average rating for each matched recipe using $group and $avg. Results are sorted by average rating descending and limited to the top 3 matches, returning a personalized ranked list of recipes suited to the user's preferences.</w:t>
       </w:r>
     </w:p>
     <w:p>
@@ -9829,39 +8966,7 @@
         <w:ind w:firstLine="720"/>
       </w:pPr>
       <w:r>
-        <w:t xml:space="preserve">The analytics dashboard uses multiple aggregation pipelines to generate summary statistics. A $group stage on the recipes collection counts total recipes per category. A second pipeline joins reviews to recipes using $lookup, groups by </w:t>
-      </w:r>
-      <w:proofErr w:type="spellStart"/>
-      <w:r>
-        <w:t>recipe_id</w:t>
-      </w:r>
-      <w:proofErr w:type="spellEnd"/>
-      <w:r>
-        <w:t xml:space="preserve">, calculates average rating with $avg, and sorts descending to identify the </w:t>
-      </w:r>
-      <w:proofErr w:type="gramStart"/>
-      <w:r>
-        <w:t>top rated</w:t>
-      </w:r>
-      <w:proofErr w:type="gramEnd"/>
-      <w:r>
-        <w:t xml:space="preserve"> recipes overall. A third pipeline groups the </w:t>
-      </w:r>
-      <w:proofErr w:type="spellStart"/>
-      <w:r>
-        <w:t>saved_recipes</w:t>
-      </w:r>
-      <w:proofErr w:type="spellEnd"/>
-      <w:r>
-        <w:t xml:space="preserve"> collection by </w:t>
-      </w:r>
-      <w:proofErr w:type="spellStart"/>
-      <w:r>
-        <w:t>recipe_id</w:t>
-      </w:r>
-      <w:proofErr w:type="spellEnd"/>
-      <w:r>
-        <w:t xml:space="preserve"> and counts saves to identify the most bookmarked recipes across all users</w:t>
+        <w:t>The analytics dashboard uses multiple aggregation pipelines to generate summary statistics. A $group stage on the recipes collection counts total recipes per category. A second pipeline joins reviews to recipes using $lookup, groups by recipe_id, calculates average rating with $avg, and sorts descending to identify the top rated recipes overall. A third pipeline groups the saved_recipes collection by recipe_id and counts saves to identify the most bookmarked recipes across all users</w:t>
       </w:r>
       <w:r>
         <w:t>.</w:t>
@@ -9877,15 +8982,7 @@
         <w:pStyle w:val="Heading1"/>
       </w:pPr>
       <w:r>
-        <w:t>7</w:t>
-      </w:r>
-      <w:proofErr w:type="gramStart"/>
-      <w:r>
-        <w:t>.  MongoDB</w:t>
-      </w:r>
-      <w:proofErr w:type="gramEnd"/>
-      <w:r>
-        <w:t xml:space="preserve"> design requirements checklist</w:t>
+        <w:t>7.  MongoDB design requirements checklist</w:t>
       </w:r>
     </w:p>
     <w:tbl>
@@ -9930,23 +9027,13 @@
             <w:pPr>
               <w:spacing w:before="60" w:after="60"/>
             </w:pPr>
-            <w:proofErr w:type="gramStart"/>
             <w:r>
               <w:rPr>
                 <w:b/>
                 <w:bCs/>
                 <w:color w:val="FFFFFF"/>
               </w:rPr>
-              <w:t>✏  Sydney</w:t>
-            </w:r>
-            <w:proofErr w:type="gramEnd"/>
-            <w:r>
-              <w:rPr>
-                <w:b/>
-                <w:bCs/>
-                <w:color w:val="FFFFFF"/>
-              </w:rPr>
-              <w:t xml:space="preserve"> Roney</w:t>
+              <w:t>✏  Sydney Roney</w:t>
             </w:r>
             <w:r>
               <w:rPr>
@@ -10078,15 +9165,7 @@
         <w:spacing w:before="40" w:after="40"/>
       </w:pPr>
       <w:r>
-        <w:t xml:space="preserve">Embedded document </w:t>
-      </w:r>
-      <w:proofErr w:type="gramStart"/>
-      <w:r>
-        <w:t>structure  →</w:t>
-      </w:r>
-      <w:proofErr w:type="gramEnd"/>
-      <w:r>
-        <w:t xml:space="preserve">  covered in Section ___</w:t>
+        <w:t>Embedded document structure  →  covered in Section ___</w:t>
       </w:r>
     </w:p>
     <w:p>
@@ -10099,15 +9178,8 @@
         <w:spacing w:before="40" w:after="40"/>
       </w:pPr>
       <w:r>
-        <w:t xml:space="preserve">Array </w:t>
-      </w:r>
-      <w:proofErr w:type="gramStart"/>
-      <w:r>
-        <w:t>field  →</w:t>
-      </w:r>
-      <w:proofErr w:type="gramEnd"/>
-      <w:r>
-        <w:t xml:space="preserve">  covered in Section ___</w:t>
+        <w:lastRenderedPageBreak/>
+        <w:t>Array field  →  covered in Section ___</w:t>
       </w:r>
     </w:p>
     <w:p>
@@ -10120,15 +9192,7 @@
         <w:spacing w:before="40" w:after="40"/>
       </w:pPr>
       <w:r>
-        <w:t xml:space="preserve">Referenced relationship across </w:t>
-      </w:r>
-      <w:proofErr w:type="gramStart"/>
-      <w:r>
-        <w:t>collections  →</w:t>
-      </w:r>
-      <w:proofErr w:type="gramEnd"/>
-      <w:r>
-        <w:t xml:space="preserve">  covered in Section ___</w:t>
+        <w:t>Referenced relationship across collections  →  covered in Section ___</w:t>
       </w:r>
     </w:p>
     <w:p>
@@ -10141,24 +9205,7 @@
         <w:spacing w:before="40" w:after="40"/>
       </w:pPr>
       <w:r>
-        <w:lastRenderedPageBreak/>
-        <w:t>At least 2 indexes beyond _</w:t>
-      </w:r>
-      <w:proofErr w:type="gramStart"/>
-      <w:r>
-        <w:t>id  →</w:t>
-      </w:r>
-      <w:proofErr w:type="gramEnd"/>
-      <w:r>
-        <w:t xml:space="preserve">  covered in Section </w:t>
-      </w:r>
-      <w:proofErr w:type="gramStart"/>
-      <w:r>
-        <w:t>4  (</w:t>
-      </w:r>
-      <w:proofErr w:type="gramEnd"/>
-      <w:r>
-        <w:t>total: ___ indexes)</w:t>
+        <w:t>At least 2 indexes beyond _id  →  covered in Section 4  (total: ___ indexes)</w:t>
       </w:r>
     </w:p>
     <w:p>
@@ -10171,15 +9218,7 @@
         <w:spacing w:before="40" w:after="40"/>
       </w:pPr>
       <w:r>
-        <w:t xml:space="preserve">Query with filtering on multiple </w:t>
-      </w:r>
-      <w:proofErr w:type="gramStart"/>
-      <w:r>
-        <w:t>conditions  →</w:t>
-      </w:r>
-      <w:proofErr w:type="gramEnd"/>
-      <w:r>
-        <w:t xml:space="preserve">  covered in Section 6.1</w:t>
+        <w:t>Query with filtering on multiple conditions  →  covered in Section 6.1</w:t>
       </w:r>
     </w:p>
     <w:p>
@@ -10192,15 +9231,7 @@
         <w:spacing w:before="40" w:after="40"/>
       </w:pPr>
       <w:r>
-        <w:t xml:space="preserve">Sorted </w:t>
-      </w:r>
-      <w:proofErr w:type="gramStart"/>
-      <w:r>
-        <w:t>query  →</w:t>
-      </w:r>
-      <w:proofErr w:type="gramEnd"/>
-      <w:r>
-        <w:t xml:space="preserve">  covered in Section 6.1</w:t>
+        <w:t>Sorted query  →  covered in Section 6.1</w:t>
       </w:r>
     </w:p>
     <w:p>
@@ -10213,15 +9244,7 @@
         <w:spacing w:before="40" w:after="40"/>
       </w:pPr>
       <w:r>
-        <w:t xml:space="preserve">Search or lookup-style </w:t>
-      </w:r>
-      <w:proofErr w:type="gramStart"/>
-      <w:r>
-        <w:t>query  →</w:t>
-      </w:r>
-      <w:proofErr w:type="gramEnd"/>
-      <w:r>
-        <w:t xml:space="preserve">  covered in Section 6.1</w:t>
+        <w:t>Search or lookup-style query  →  covered in Section 6.1</w:t>
       </w:r>
     </w:p>
     <w:p>
@@ -10234,36 +9257,20 @@
         <w:spacing w:before="40" w:after="40"/>
       </w:pPr>
       <w:r>
-        <w:t xml:space="preserve">Aggregation </w:t>
+        <w:t>Aggregation pipeline  →  covered in Section 6.2</w:t>
       </w:r>
-      <w:proofErr w:type="gramStart"/>
+    </w:p>
+    <w:p>
+      <w:pPr>
+        <w:spacing w:after="200"/>
+      </w:pPr>
+    </w:p>
+    <w:p>
+      <w:pPr>
+        <w:pStyle w:val="Heading1"/>
+      </w:pPr>
       <w:r>
-        <w:t>pipeline  →</w:t>
-      </w:r>
-      <w:proofErr w:type="gramEnd"/>
-      <w:r>
-        <w:t xml:space="preserve">  covered in Section 6.2</w:t>
-      </w:r>
-    </w:p>
-    <w:p>
-      <w:pPr>
-        <w:spacing w:after="200"/>
-      </w:pPr>
-    </w:p>
-    <w:p>
-      <w:pPr>
-        <w:pStyle w:val="Heading1"/>
-      </w:pPr>
-      <w:r>
-        <w:t>8</w:t>
-      </w:r>
-      <w:proofErr w:type="gramStart"/>
-      <w:r>
-        <w:t>.  Additional</w:t>
-      </w:r>
-      <w:proofErr w:type="gramEnd"/>
-      <w:r>
-        <w:t xml:space="preserve"> notes &amp; team decisions</w:t>
+        <w:t>8.  Additional notes &amp; team decisions</w:t>
       </w:r>
     </w:p>
     <w:tbl>
@@ -10308,23 +9315,13 @@
             <w:pPr>
               <w:spacing w:before="60" w:after="60"/>
             </w:pPr>
-            <w:proofErr w:type="gramStart"/>
             <w:r>
               <w:rPr>
                 <w:b/>
                 <w:bCs/>
                 <w:color w:val="FFFFFF"/>
               </w:rPr>
-              <w:t>✏  All</w:t>
-            </w:r>
-            <w:proofErr w:type="gramEnd"/>
-            <w:r>
-              <w:rPr>
-                <w:b/>
-                <w:bCs/>
-                <w:color w:val="FFFFFF"/>
-              </w:rPr>
-              <w:t xml:space="preserve"> members — Sydney assembles</w:t>
+              <w:t>✏  All members — Sydney assembles</w:t>
             </w:r>
             <w:r>
               <w:rPr>
@@ -10349,7 +9346,6 @@
       <w:pPr>
         <w:spacing w:before="60" w:after="60"/>
       </w:pPr>
-      <w:proofErr w:type="gramStart"/>
       <w:r>
         <w:rPr>
           <w:i/>
@@ -10358,9 +9354,18 @@
           <w:sz w:val="19"/>
           <w:szCs w:val="19"/>
         </w:rPr>
-        <w:t>[ Any</w:t>
+        <w:t>[ Any design decisions made during the week that differ from the proposal — explain what changed and why ]</w:t>
       </w:r>
-      <w:proofErr w:type="gramEnd"/>
+    </w:p>
+    <w:p>
+      <w:pPr>
+        <w:spacing w:after="80"/>
+      </w:pPr>
+    </w:p>
+    <w:p>
+      <w:pPr>
+        <w:spacing w:before="60" w:after="60"/>
+      </w:pPr>
       <w:r>
         <w:rPr>
           <w:i/>
@@ -10369,9 +9374,18 @@
           <w:sz w:val="19"/>
           <w:szCs w:val="19"/>
         </w:rPr>
-        <w:t xml:space="preserve"> design decisions made during the week that differ from the proposal — explain what changed and </w:t>
+        <w:t>[ Any open questions for the instructor ]</w:t>
       </w:r>
-      <w:proofErr w:type="gramStart"/>
+    </w:p>
+    <w:p>
+      <w:pPr>
+        <w:spacing w:after="80"/>
+      </w:pPr>
+    </w:p>
+    <w:p>
+      <w:pPr>
+        <w:spacing w:before="60" w:after="60"/>
+      </w:pPr>
       <w:r>
         <w:rPr>
           <w:i/>
@@ -10380,97 +9394,8 @@
           <w:sz w:val="19"/>
           <w:szCs w:val="19"/>
         </w:rPr>
-        <w:t>why ]</w:t>
+        <w:t>[ Schema changes made after this document was first drafted — note what and why ]</w:t>
       </w:r>
-      <w:proofErr w:type="gramEnd"/>
-    </w:p>
-    <w:p>
-      <w:pPr>
-        <w:spacing w:after="80"/>
-      </w:pPr>
-    </w:p>
-    <w:p>
-      <w:pPr>
-        <w:spacing w:before="60" w:after="60"/>
-      </w:pPr>
-      <w:proofErr w:type="gramStart"/>
-      <w:r>
-        <w:rPr>
-          <w:i/>
-          <w:iCs/>
-          <w:color w:val="BBBBBB"/>
-          <w:sz w:val="19"/>
-          <w:szCs w:val="19"/>
-        </w:rPr>
-        <w:t>[ Any</w:t>
-      </w:r>
-      <w:proofErr w:type="gramEnd"/>
-      <w:r>
-        <w:rPr>
-          <w:i/>
-          <w:iCs/>
-          <w:color w:val="BBBBBB"/>
-          <w:sz w:val="19"/>
-          <w:szCs w:val="19"/>
-        </w:rPr>
-        <w:t xml:space="preserve"> open questions for the </w:t>
-      </w:r>
-      <w:proofErr w:type="gramStart"/>
-      <w:r>
-        <w:rPr>
-          <w:i/>
-          <w:iCs/>
-          <w:color w:val="BBBBBB"/>
-          <w:sz w:val="19"/>
-          <w:szCs w:val="19"/>
-        </w:rPr>
-        <w:t>instructor ]</w:t>
-      </w:r>
-      <w:proofErr w:type="gramEnd"/>
-    </w:p>
-    <w:p>
-      <w:pPr>
-        <w:spacing w:after="80"/>
-      </w:pPr>
-    </w:p>
-    <w:p>
-      <w:pPr>
-        <w:spacing w:before="60" w:after="60"/>
-      </w:pPr>
-      <w:proofErr w:type="gramStart"/>
-      <w:r>
-        <w:rPr>
-          <w:i/>
-          <w:iCs/>
-          <w:color w:val="BBBBBB"/>
-          <w:sz w:val="19"/>
-          <w:szCs w:val="19"/>
-        </w:rPr>
-        <w:t>[ Schema</w:t>
-      </w:r>
-      <w:proofErr w:type="gramEnd"/>
-      <w:r>
-        <w:rPr>
-          <w:i/>
-          <w:iCs/>
-          <w:color w:val="BBBBBB"/>
-          <w:sz w:val="19"/>
-          <w:szCs w:val="19"/>
-        </w:rPr>
-        <w:t xml:space="preserve"> changes made after this document was first drafted — note what and </w:t>
-      </w:r>
-      <w:proofErr w:type="gramStart"/>
-      <w:r>
-        <w:rPr>
-          <w:i/>
-          <w:iCs/>
-          <w:color w:val="BBBBBB"/>
-          <w:sz w:val="19"/>
-          <w:szCs w:val="19"/>
-        </w:rPr>
-        <w:t>why ]</w:t>
-      </w:r>
-      <w:proofErr w:type="gramEnd"/>
     </w:p>
     <w:p>
       <w:pPr>
@@ -10651,32 +9576,13 @@
       </w:tabs>
       <w:spacing w:after="80"/>
     </w:pPr>
-    <w:proofErr w:type="spellStart"/>
     <w:r>
       <w:rPr>
         <w:color w:val="6B6560"/>
         <w:sz w:val="18"/>
         <w:szCs w:val="18"/>
       </w:rPr>
-      <w:t>Recip</w:t>
-    </w:r>
-    <w:proofErr w:type="spellEnd"/>
-    <w:r>
-      <w:rPr>
-        <w:color w:val="6B6560"/>
-        <w:sz w:val="18"/>
-        <w:szCs w:val="18"/>
-      </w:rPr>
-      <w:t xml:space="preserve">-Ease — Database Design </w:t>
-    </w:r>
-    <w:proofErr w:type="gramStart"/>
-    <w:r>
-      <w:rPr>
-        <w:color w:val="6B6560"/>
-        <w:sz w:val="18"/>
-        <w:szCs w:val="18"/>
-      </w:rPr>
-      <w:t xml:space="preserve">Document  </w:t>
+      <w:t xml:space="preserve">Recip-Ease — Database Design Document  </w:t>
     </w:r>
     <w:r>
       <w:rPr>
@@ -10685,33 +9591,7 @@
         <w:szCs w:val="18"/>
       </w:rPr>
       <w:tab/>
-    </w:r>
-    <w:proofErr w:type="gramEnd"/>
-    <w:r>
-      <w:rPr>
-        <w:color w:val="BBBBBB"/>
-        <w:sz w:val="18"/>
-        <w:szCs w:val="18"/>
-      </w:rPr>
-      <w:t xml:space="preserve">CIS </w:t>
-    </w:r>
-    <w:proofErr w:type="gramStart"/>
-    <w:r>
-      <w:rPr>
-        <w:color w:val="BBBBBB"/>
-        <w:sz w:val="18"/>
-        <w:szCs w:val="18"/>
-      </w:rPr>
-      <w:t>3020  ·</w:t>
-    </w:r>
-    <w:proofErr w:type="gramEnd"/>
-    <w:r>
-      <w:rPr>
-        <w:color w:val="BBBBBB"/>
-        <w:sz w:val="18"/>
-        <w:szCs w:val="18"/>
-      </w:rPr>
-      <w:t xml:space="preserve">  Spring 2026</w:t>
+      <w:t>CIS 3020  ·  Spring 2026</w:t>
     </w:r>
   </w:p>
 </w:hdr>
@@ -11359,6 +10239,7 @@
   <w:style w:type="character" w:default="1" w:styleId="DefaultParagraphFont">
     <w:name w:val="Default Paragraph Font"/>
     <w:uiPriority w:val="1"/>
+    <w:semiHidden/>
     <w:unhideWhenUsed/>
   </w:style>
   <w:style w:type="table" w:default="1" w:styleId="TableNormal">

--- a/Recip-Ease_DBDesignDoc.docx
+++ b/Recip-Ease_DBDesignDoc.docx
@@ -498,6 +498,9 @@
             <w:pPr>
               <w:spacing w:before="60" w:after="60"/>
             </w:pPr>
+            <w:r>
+              <w:t>Id</w:t>
+            </w:r>
           </w:p>
         </w:tc>
         <w:tc>
@@ -521,6 +524,9 @@
             <w:pPr>
               <w:spacing w:before="60" w:after="60"/>
             </w:pPr>
+            <w:r>
+              <w:t>ObjectId</w:t>
+            </w:r>
           </w:p>
         </w:tc>
         <w:tc>
@@ -544,6 +550,9 @@
             <w:pPr>
               <w:spacing w:before="60" w:after="60"/>
             </w:pPr>
+            <w:r>
+              <w:t>Auto</w:t>
+            </w:r>
           </w:p>
         </w:tc>
         <w:tc>
@@ -567,6 +576,9 @@
             <w:pPr>
               <w:spacing w:before="60" w:after="60"/>
             </w:pPr>
+            <w:r>
+              <w:t>Primary Key</w:t>
+            </w:r>
           </w:p>
         </w:tc>
       </w:tr>
@@ -1873,6 +1885,9 @@
             <w:pPr>
               <w:spacing w:before="60" w:after="60"/>
             </w:pPr>
+            <w:r>
+              <w:t>Primary Key</w:t>
+            </w:r>
           </w:p>
         </w:tc>
       </w:tr>
@@ -4507,6 +4522,9 @@
             <w:r>
               <w:t>Foreign key, references Users</w:t>
             </w:r>
+            <w:r>
+              <w:t xml:space="preserve"> (id)</w:t>
+            </w:r>
           </w:p>
         </w:tc>
       </w:tr>
@@ -4610,6 +4628,12 @@
             <w:pPr>
               <w:spacing w:before="60" w:after="60"/>
             </w:pPr>
+            <w:r>
+              <w:t>Foreign key, references Recipes</w:t>
+            </w:r>
+            <w:r>
+              <w:t xml:space="preserve"> (id)</w:t>
+            </w:r>
           </w:p>
         </w:tc>
       </w:tr>
@@ -4635,6 +4659,12 @@
             <w:pPr>
               <w:spacing w:before="60" w:after="60"/>
             </w:pPr>
+            <w:r>
+              <w:t>r</w:t>
+            </w:r>
+            <w:r>
+              <w:t xml:space="preserve">ating </w:t>
+            </w:r>
           </w:p>
         </w:tc>
         <w:tc>
@@ -4658,6 +4688,9 @@
             <w:pPr>
               <w:spacing w:before="60" w:after="60"/>
             </w:pPr>
+            <w:r>
+              <w:t>Integer</w:t>
+            </w:r>
           </w:p>
         </w:tc>
         <w:tc>
@@ -4681,6 +4714,9 @@
             <w:pPr>
               <w:spacing w:before="60" w:after="60"/>
             </w:pPr>
+            <w:r>
+              <w:t>Yes</w:t>
+            </w:r>
           </w:p>
         </w:tc>
         <w:tc>
@@ -4704,6 +4740,9 @@
             <w:pPr>
               <w:spacing w:before="60" w:after="60"/>
             </w:pPr>
+            <w:r>
+              <w:t>Integer rating on a scale of 1-5, user input</w:t>
+            </w:r>
           </w:p>
         </w:tc>
       </w:tr>
@@ -4729,6 +4768,9 @@
             <w:pPr>
               <w:spacing w:before="60" w:after="60"/>
             </w:pPr>
+            <w:r>
+              <w:t>comments</w:t>
+            </w:r>
           </w:p>
         </w:tc>
         <w:tc>
@@ -4752,6 +4794,9 @@
             <w:pPr>
               <w:spacing w:before="60" w:after="60"/>
             </w:pPr>
+            <w:r>
+              <w:t>String</w:t>
+            </w:r>
           </w:p>
         </w:tc>
         <w:tc>
@@ -4775,6 +4820,9 @@
             <w:pPr>
               <w:spacing w:before="60" w:after="60"/>
             </w:pPr>
+            <w:r>
+              <w:t>No</w:t>
+            </w:r>
           </w:p>
         </w:tc>
         <w:tc>
@@ -4798,6 +4846,18 @@
             <w:pPr>
               <w:spacing w:before="60" w:after="60"/>
             </w:pPr>
+            <w:r>
+              <w:t xml:space="preserve">Users </w:t>
+            </w:r>
+            <w:r>
+              <w:t xml:space="preserve">have the option </w:t>
+            </w:r>
+            <w:r>
+              <w:t xml:space="preserve">of adding comments to their review. THIS IS COMPLETELY OPTIONAL, reviews may still be submitted </w:t>
+            </w:r>
+            <w:r>
+              <w:t>with or without a comment</w:t>
+            </w:r>
           </w:p>
         </w:tc>
       </w:tr>

--- a/Recip-Ease_DBDesignDoc.docx
+++ b/Recip-Ease_DBDesignDoc.docx
@@ -4853,7 +4853,13 @@
               <w:t xml:space="preserve">have the option </w:t>
             </w:r>
             <w:r>
-              <w:t xml:space="preserve">of adding comments to their review. THIS IS COMPLETELY OPTIONAL, reviews may still be submitted </w:t>
+              <w:t xml:space="preserve">of adding comments to their review. THIS IS COMPLETELY </w:t>
+            </w:r>
+            <w:r>
+              <w:t>OPTIONAL;</w:t>
+            </w:r>
+            <w:r>
+              <w:t xml:space="preserve"> reviews may still be submitted </w:t>
             </w:r>
             <w:r>
               <w:t>with or without a comment</w:t>
@@ -4883,6 +4889,9 @@
             <w:pPr>
               <w:spacing w:before="60" w:after="60"/>
             </w:pPr>
+            <w:r>
+              <w:t>reviewDateTime</w:t>
+            </w:r>
           </w:p>
         </w:tc>
         <w:tc>
@@ -4906,6 +4915,9 @@
             <w:pPr>
               <w:spacing w:before="60" w:after="60"/>
             </w:pPr>
+            <w:r>
+              <w:t>String</w:t>
+            </w:r>
           </w:p>
         </w:tc>
         <w:tc>
@@ -4929,6 +4941,9 @@
             <w:pPr>
               <w:spacing w:before="60" w:after="60"/>
             </w:pPr>
+            <w:r>
+              <w:t>Auto</w:t>
+            </w:r>
           </w:p>
         </w:tc>
         <w:tc>
@@ -4952,6 +4967,9 @@
             <w:pPr>
               <w:spacing w:before="60" w:after="60"/>
             </w:pPr>
+            <w:r>
+              <w:t>Date and time of which the review is submitted</w:t>
+            </w:r>
           </w:p>
         </w:tc>
       </w:tr>
@@ -5008,7 +5026,7 @@
             </w:tcMar>
           </w:tcPr>
           <w:p>
-            <w:r>
+            <w:pPr>
               <w:rPr>
                 <w:rFonts w:ascii="Courier New" w:eastAsia="Courier New" w:hAnsi="Courier New" w:cs="Courier New"/>
                 <w:i/>
@@ -5017,7 +5035,472 @@
                 <w:sz w:val="17"/>
                 <w:szCs w:val="17"/>
               </w:rPr>
-              <w:t>{ paste a real sample reviews document here }</w:t>
+            </w:pPr>
+            <w:r>
+              <w:rPr>
+                <w:rFonts w:ascii="Courier New" w:eastAsia="Courier New" w:hAnsi="Courier New" w:cs="Courier New"/>
+                <w:i/>
+                <w:iCs/>
+                <w:color w:val="BBBBBB"/>
+                <w:sz w:val="17"/>
+                <w:szCs w:val="17"/>
+              </w:rPr>
+              <w:t>{</w:t>
+            </w:r>
+          </w:p>
+          <w:p>
+            <w:pPr>
+              <w:rPr>
+                <w:rFonts w:ascii="Courier New" w:eastAsia="Courier New" w:hAnsi="Courier New" w:cs="Courier New"/>
+                <w:i/>
+                <w:iCs/>
+                <w:color w:val="BBBBBB"/>
+                <w:sz w:val="17"/>
+                <w:szCs w:val="17"/>
+              </w:rPr>
+            </w:pPr>
+            <w:r>
+              <w:rPr>
+                <w:rFonts w:ascii="Courier New" w:eastAsia="Courier New" w:hAnsi="Courier New" w:cs="Courier New"/>
+                <w:i/>
+                <w:iCs/>
+                <w:color w:val="BBBBBB"/>
+                <w:sz w:val="17"/>
+                <w:szCs w:val="17"/>
+              </w:rPr>
+              <w:t xml:space="preserve">  "_id": {</w:t>
+            </w:r>
+          </w:p>
+          <w:p>
+            <w:pPr>
+              <w:rPr>
+                <w:rFonts w:ascii="Courier New" w:eastAsia="Courier New" w:hAnsi="Courier New" w:cs="Courier New"/>
+                <w:i/>
+                <w:iCs/>
+                <w:color w:val="BBBBBB"/>
+                <w:sz w:val="17"/>
+                <w:szCs w:val="17"/>
+              </w:rPr>
+            </w:pPr>
+            <w:r>
+              <w:rPr>
+                <w:rFonts w:ascii="Courier New" w:eastAsia="Courier New" w:hAnsi="Courier New" w:cs="Courier New"/>
+                <w:i/>
+                <w:iCs/>
+                <w:color w:val="BBBBBB"/>
+                <w:sz w:val="17"/>
+                <w:szCs w:val="17"/>
+              </w:rPr>
+              <w:t xml:space="preserve">    "$o</w:t>
+            </w:r>
+            <w:r>
+              <w:rPr>
+                <w:rFonts w:ascii="Courier New" w:eastAsia="Courier New" w:hAnsi="Courier New" w:cs="Courier New"/>
+                <w:i/>
+                <w:iCs/>
+                <w:color w:val="BBBBBB"/>
+                <w:sz w:val="17"/>
+                <w:szCs w:val="17"/>
+              </w:rPr>
+              <w:t>bjectI</w:t>
+            </w:r>
+            <w:r>
+              <w:rPr>
+                <w:rFonts w:ascii="Courier New" w:eastAsia="Courier New" w:hAnsi="Courier New" w:cs="Courier New"/>
+                <w:i/>
+                <w:iCs/>
+                <w:color w:val="BBBBBB"/>
+                <w:sz w:val="17"/>
+                <w:szCs w:val="17"/>
+              </w:rPr>
+              <w:t>d": "69dd73384257af44eb45e075"</w:t>
+            </w:r>
+          </w:p>
+          <w:p>
+            <w:pPr>
+              <w:rPr>
+                <w:rFonts w:ascii="Courier New" w:eastAsia="Courier New" w:hAnsi="Courier New" w:cs="Courier New"/>
+                <w:i/>
+                <w:iCs/>
+                <w:color w:val="BBBBBB"/>
+                <w:sz w:val="17"/>
+                <w:szCs w:val="17"/>
+              </w:rPr>
+            </w:pPr>
+            <w:r>
+              <w:rPr>
+                <w:rFonts w:ascii="Courier New" w:eastAsia="Courier New" w:hAnsi="Courier New" w:cs="Courier New"/>
+                <w:i/>
+                <w:iCs/>
+                <w:color w:val="BBBBBB"/>
+                <w:sz w:val="17"/>
+                <w:szCs w:val="17"/>
+              </w:rPr>
+              <w:t xml:space="preserve">  },</w:t>
+            </w:r>
+          </w:p>
+          <w:p>
+            <w:pPr>
+              <w:rPr>
+                <w:rFonts w:ascii="Courier New" w:eastAsia="Courier New" w:hAnsi="Courier New" w:cs="Courier New"/>
+                <w:i/>
+                <w:iCs/>
+                <w:color w:val="BBBBBB"/>
+                <w:sz w:val="17"/>
+                <w:szCs w:val="17"/>
+              </w:rPr>
+            </w:pPr>
+            <w:r>
+              <w:rPr>
+                <w:rFonts w:ascii="Courier New" w:eastAsia="Courier New" w:hAnsi="Courier New" w:cs="Courier New"/>
+                <w:i/>
+                <w:iCs/>
+                <w:color w:val="BBBBBB"/>
+                <w:sz w:val="17"/>
+                <w:szCs w:val="17"/>
+              </w:rPr>
+              <w:t xml:space="preserve">  "user_id": {</w:t>
+            </w:r>
+          </w:p>
+          <w:p>
+            <w:pPr>
+              <w:rPr>
+                <w:rFonts w:ascii="Courier New" w:eastAsia="Courier New" w:hAnsi="Courier New" w:cs="Courier New"/>
+                <w:i/>
+                <w:iCs/>
+                <w:color w:val="BBBBBB"/>
+                <w:sz w:val="17"/>
+                <w:szCs w:val="17"/>
+              </w:rPr>
+            </w:pPr>
+            <w:r>
+              <w:rPr>
+                <w:rFonts w:ascii="Courier New" w:eastAsia="Courier New" w:hAnsi="Courier New" w:cs="Courier New"/>
+                <w:i/>
+                <w:iCs/>
+                <w:color w:val="BBBBBB"/>
+                <w:sz w:val="17"/>
+                <w:szCs w:val="17"/>
+              </w:rPr>
+              <w:t xml:space="preserve">    "$</w:t>
+            </w:r>
+            <w:r>
+              <w:rPr>
+                <w:rFonts w:ascii="Courier New" w:eastAsia="Courier New" w:hAnsi="Courier New" w:cs="Courier New"/>
+                <w:i/>
+                <w:iCs/>
+                <w:color w:val="BBBBBB"/>
+                <w:sz w:val="17"/>
+                <w:szCs w:val="17"/>
+              </w:rPr>
+              <w:t>o</w:t>
+            </w:r>
+            <w:r>
+              <w:rPr>
+                <w:rFonts w:ascii="Courier New" w:eastAsia="Courier New" w:hAnsi="Courier New" w:cs="Courier New"/>
+                <w:i/>
+                <w:iCs/>
+                <w:color w:val="BBBBBB"/>
+                <w:sz w:val="17"/>
+                <w:szCs w:val="17"/>
+              </w:rPr>
+              <w:t>bjectI</w:t>
+            </w:r>
+            <w:r>
+              <w:rPr>
+                <w:rFonts w:ascii="Courier New" w:eastAsia="Courier New" w:hAnsi="Courier New" w:cs="Courier New"/>
+                <w:i/>
+                <w:iCs/>
+                <w:color w:val="BBBBBB"/>
+                <w:sz w:val="17"/>
+                <w:szCs w:val="17"/>
+              </w:rPr>
+              <w:t>d</w:t>
+            </w:r>
+            <w:r>
+              <w:rPr>
+                <w:rFonts w:ascii="Courier New" w:eastAsia="Courier New" w:hAnsi="Courier New" w:cs="Courier New"/>
+                <w:i/>
+                <w:iCs/>
+                <w:color w:val="BBBBBB"/>
+                <w:sz w:val="17"/>
+                <w:szCs w:val="17"/>
+              </w:rPr>
+              <w:t>": "69dd73384257af44eb45e073"</w:t>
+            </w:r>
+          </w:p>
+          <w:p>
+            <w:pPr>
+              <w:rPr>
+                <w:rFonts w:ascii="Courier New" w:eastAsia="Courier New" w:hAnsi="Courier New" w:cs="Courier New"/>
+                <w:i/>
+                <w:iCs/>
+                <w:color w:val="BBBBBB"/>
+                <w:sz w:val="17"/>
+                <w:szCs w:val="17"/>
+              </w:rPr>
+            </w:pPr>
+            <w:r>
+              <w:rPr>
+                <w:rFonts w:ascii="Courier New" w:eastAsia="Courier New" w:hAnsi="Courier New" w:cs="Courier New"/>
+                <w:i/>
+                <w:iCs/>
+                <w:color w:val="BBBBBB"/>
+                <w:sz w:val="17"/>
+                <w:szCs w:val="17"/>
+              </w:rPr>
+              <w:t xml:space="preserve">  },</w:t>
+            </w:r>
+          </w:p>
+          <w:p>
+            <w:pPr>
+              <w:rPr>
+                <w:rFonts w:ascii="Courier New" w:eastAsia="Courier New" w:hAnsi="Courier New" w:cs="Courier New"/>
+                <w:i/>
+                <w:iCs/>
+                <w:color w:val="BBBBBB"/>
+                <w:sz w:val="17"/>
+                <w:szCs w:val="17"/>
+              </w:rPr>
+            </w:pPr>
+            <w:r>
+              <w:rPr>
+                <w:rFonts w:ascii="Courier New" w:eastAsia="Courier New" w:hAnsi="Courier New" w:cs="Courier New"/>
+                <w:i/>
+                <w:iCs/>
+                <w:color w:val="BBBBBB"/>
+                <w:sz w:val="17"/>
+                <w:szCs w:val="17"/>
+              </w:rPr>
+              <w:t xml:space="preserve">  "recipe_id": {</w:t>
+            </w:r>
+          </w:p>
+          <w:p>
+            <w:pPr>
+              <w:rPr>
+                <w:rFonts w:ascii="Courier New" w:eastAsia="Courier New" w:hAnsi="Courier New" w:cs="Courier New"/>
+                <w:i/>
+                <w:iCs/>
+                <w:color w:val="BBBBBB"/>
+                <w:sz w:val="17"/>
+                <w:szCs w:val="17"/>
+              </w:rPr>
+            </w:pPr>
+            <w:r>
+              <w:rPr>
+                <w:rFonts w:ascii="Courier New" w:eastAsia="Courier New" w:hAnsi="Courier New" w:cs="Courier New"/>
+                <w:i/>
+                <w:iCs/>
+                <w:color w:val="BBBBBB"/>
+                <w:sz w:val="17"/>
+                <w:szCs w:val="17"/>
+              </w:rPr>
+              <w:t xml:space="preserve">    "$</w:t>
+            </w:r>
+            <w:r>
+              <w:rPr>
+                <w:rFonts w:ascii="Courier New" w:eastAsia="Courier New" w:hAnsi="Courier New" w:cs="Courier New"/>
+                <w:i/>
+                <w:iCs/>
+                <w:color w:val="BBBBBB"/>
+                <w:sz w:val="17"/>
+                <w:szCs w:val="17"/>
+              </w:rPr>
+              <w:t>o</w:t>
+            </w:r>
+            <w:r>
+              <w:rPr>
+                <w:rFonts w:ascii="Courier New" w:eastAsia="Courier New" w:hAnsi="Courier New" w:cs="Courier New"/>
+                <w:i/>
+                <w:iCs/>
+                <w:color w:val="BBBBBB"/>
+                <w:sz w:val="17"/>
+                <w:szCs w:val="17"/>
+              </w:rPr>
+              <w:t>bjectI</w:t>
+            </w:r>
+            <w:r>
+              <w:rPr>
+                <w:rFonts w:ascii="Courier New" w:eastAsia="Courier New" w:hAnsi="Courier New" w:cs="Courier New"/>
+                <w:i/>
+                <w:iCs/>
+                <w:color w:val="BBBBBB"/>
+                <w:sz w:val="17"/>
+                <w:szCs w:val="17"/>
+              </w:rPr>
+              <w:t>d</w:t>
+            </w:r>
+            <w:r>
+              <w:rPr>
+                <w:rFonts w:ascii="Courier New" w:eastAsia="Courier New" w:hAnsi="Courier New" w:cs="Courier New"/>
+                <w:i/>
+                <w:iCs/>
+                <w:color w:val="BBBBBB"/>
+                <w:sz w:val="17"/>
+                <w:szCs w:val="17"/>
+              </w:rPr>
+              <w:t>": "69dd73384257af44eb45e074"</w:t>
+            </w:r>
+          </w:p>
+          <w:p>
+            <w:pPr>
+              <w:rPr>
+                <w:rFonts w:ascii="Courier New" w:eastAsia="Courier New" w:hAnsi="Courier New" w:cs="Courier New"/>
+                <w:i/>
+                <w:iCs/>
+                <w:color w:val="BBBBBB"/>
+                <w:sz w:val="17"/>
+                <w:szCs w:val="17"/>
+              </w:rPr>
+            </w:pPr>
+            <w:r>
+              <w:rPr>
+                <w:rFonts w:ascii="Courier New" w:eastAsia="Courier New" w:hAnsi="Courier New" w:cs="Courier New"/>
+                <w:i/>
+                <w:iCs/>
+                <w:color w:val="BBBBBB"/>
+                <w:sz w:val="17"/>
+                <w:szCs w:val="17"/>
+              </w:rPr>
+              <w:t xml:space="preserve">  },</w:t>
+            </w:r>
+          </w:p>
+          <w:p>
+            <w:pPr>
+              <w:rPr>
+                <w:rFonts w:ascii="Courier New" w:eastAsia="Courier New" w:hAnsi="Courier New" w:cs="Courier New"/>
+                <w:i/>
+                <w:iCs/>
+                <w:color w:val="BBBBBB"/>
+                <w:sz w:val="17"/>
+                <w:szCs w:val="17"/>
+              </w:rPr>
+            </w:pPr>
+            <w:r>
+              <w:rPr>
+                <w:rFonts w:ascii="Courier New" w:eastAsia="Courier New" w:hAnsi="Courier New" w:cs="Courier New"/>
+                <w:i/>
+                <w:iCs/>
+                <w:color w:val="BBBBBB"/>
+                <w:sz w:val="17"/>
+                <w:szCs w:val="17"/>
+              </w:rPr>
+              <w:t xml:space="preserve">  "rating": 5,</w:t>
+            </w:r>
+          </w:p>
+          <w:p>
+            <w:pPr>
+              <w:rPr>
+                <w:rFonts w:ascii="Courier New" w:eastAsia="Courier New" w:hAnsi="Courier New" w:cs="Courier New"/>
+                <w:i/>
+                <w:iCs/>
+                <w:color w:val="BBBBBB"/>
+                <w:sz w:val="17"/>
+                <w:szCs w:val="17"/>
+              </w:rPr>
+            </w:pPr>
+            <w:r>
+              <w:rPr>
+                <w:rFonts w:ascii="Courier New" w:eastAsia="Courier New" w:hAnsi="Courier New" w:cs="Courier New"/>
+                <w:i/>
+                <w:iCs/>
+                <w:color w:val="BBBBBB"/>
+                <w:sz w:val="17"/>
+                <w:szCs w:val="17"/>
+              </w:rPr>
+              <w:t xml:space="preserve">  "comment": "Perfect level of spice."</w:t>
+            </w:r>
+          </w:p>
+          <w:p>
+            <w:pPr>
+              <w:rPr>
+                <w:rFonts w:ascii="Courier New" w:eastAsia="Courier New" w:hAnsi="Courier New" w:cs="Courier New"/>
+                <w:i/>
+                <w:iCs/>
+                <w:color w:val="BBBBBB"/>
+                <w:sz w:val="17"/>
+                <w:szCs w:val="17"/>
+              </w:rPr>
+            </w:pPr>
+            <w:r>
+              <w:rPr>
+                <w:rFonts w:ascii="Courier New" w:eastAsia="Courier New" w:hAnsi="Courier New" w:cs="Courier New"/>
+                <w:i/>
+                <w:iCs/>
+                <w:color w:val="BBBBBB"/>
+                <w:sz w:val="17"/>
+                <w:szCs w:val="17"/>
+              </w:rPr>
+              <w:t xml:space="preserve">  “reviewDateTime”:</w:t>
+            </w:r>
+            <w:r>
+              <w:rPr>
+                <w:rFonts w:ascii="Courier New" w:eastAsia="Courier New" w:hAnsi="Courier New" w:cs="Courier New"/>
+                <w:i/>
+                <w:iCs/>
+                <w:color w:val="BBBBBB"/>
+                <w:sz w:val="17"/>
+                <w:szCs w:val="17"/>
+              </w:rPr>
+              <w:t xml:space="preserve"> </w:t>
+            </w:r>
+            <w:r>
+              <w:rPr>
+                <w:rFonts w:ascii="Courier New" w:eastAsia="Courier New" w:hAnsi="Courier New" w:cs="Courier New"/>
+                <w:i/>
+                <w:iCs/>
+                <w:color w:val="BBBBBB"/>
+                <w:sz w:val="17"/>
+                <w:szCs w:val="17"/>
+              </w:rPr>
+              <w:t>“</w:t>
+            </w:r>
+            <w:r>
+              <w:rPr>
+                <w:rFonts w:ascii="Courier New" w:eastAsia="Courier New" w:hAnsi="Courier New" w:cs="Courier New"/>
+                <w:i/>
+                <w:iCs/>
+                <w:color w:val="BBBBBB"/>
+                <w:sz w:val="17"/>
+                <w:szCs w:val="17"/>
+              </w:rPr>
+              <w:t>ISODate("2026-02-05T11:20:00Z")</w:t>
+            </w:r>
+            <w:r>
+              <w:rPr>
+                <w:rFonts w:ascii="Courier New" w:eastAsia="Courier New" w:hAnsi="Courier New" w:cs="Courier New"/>
+                <w:i/>
+                <w:iCs/>
+                <w:color w:val="BBBBBB"/>
+                <w:sz w:val="17"/>
+                <w:szCs w:val="17"/>
+              </w:rPr>
+              <w:t>”</w:t>
+            </w:r>
+          </w:p>
+          <w:p>
+            <w:pPr>
+              <w:rPr>
+                <w:rFonts w:ascii="Courier New" w:eastAsia="Courier New" w:hAnsi="Courier New" w:cs="Courier New"/>
+                <w:i/>
+                <w:iCs/>
+                <w:color w:val="BBBBBB"/>
+                <w:sz w:val="17"/>
+                <w:szCs w:val="17"/>
+              </w:rPr>
+            </w:pPr>
+          </w:p>
+          <w:p>
+            <w:r>
+              <w:rPr>
+                <w:rFonts w:ascii="Courier New" w:eastAsia="Courier New" w:hAnsi="Courier New" w:cs="Courier New"/>
+                <w:i/>
+                <w:iCs/>
+                <w:color w:val="BBBBBB"/>
+                <w:sz w:val="17"/>
+                <w:szCs w:val="17"/>
+              </w:rPr>
+              <w:t>}</w:t>
             </w:r>
           </w:p>
         </w:tc>
@@ -5144,7 +5627,27 @@
           <w:sz w:val="19"/>
           <w:szCs w:val="19"/>
         </w:rPr>
-        <w:t>[ One sentence: what does this collection store? What kind of relationship does it represent? ]</w:t>
+        <w:t xml:space="preserve">This collection </w:t>
+      </w:r>
+      <w:r>
+        <w:rPr>
+          <w:i/>
+          <w:iCs/>
+          <w:color w:val="BBBBBB"/>
+          <w:sz w:val="19"/>
+          <w:szCs w:val="19"/>
+        </w:rPr>
+        <w:t>allows users to save their favorite</w:t>
+      </w:r>
+      <w:r>
+        <w:rPr>
+          <w:i/>
+          <w:iCs/>
+          <w:color w:val="BBBBBB"/>
+          <w:sz w:val="19"/>
+          <w:szCs w:val="19"/>
+        </w:rPr>
+        <w:t xml:space="preserve"> recipes.</w:t>
       </w:r>
     </w:p>
     <w:p>
@@ -5170,10 +5673,10 @@
         <w:tblLook w:val="0000" w:firstRow="0" w:lastRow="0" w:firstColumn="0" w:lastColumn="0" w:noHBand="0" w:noVBand="0"/>
       </w:tblPr>
       <w:tblGrid>
-        <w:gridCol w:w="2000"/>
-        <w:gridCol w:w="1600"/>
-        <w:gridCol w:w="1600"/>
-        <w:gridCol w:w="4160"/>
+        <w:gridCol w:w="2048"/>
+        <w:gridCol w:w="1592"/>
+        <w:gridCol w:w="1593"/>
+        <w:gridCol w:w="4127"/>
       </w:tblGrid>
       <w:tr>
         <w:trPr>
@@ -5334,6 +5837,9 @@
             <w:pPr>
               <w:spacing w:before="60" w:after="60"/>
             </w:pPr>
+            <w:r>
+              <w:t>Id</w:t>
+            </w:r>
           </w:p>
         </w:tc>
         <w:tc>
@@ -5357,6 +5863,12 @@
             <w:pPr>
               <w:spacing w:before="60" w:after="60"/>
             </w:pPr>
+            <w:r>
+              <w:t>Obje</w:t>
+            </w:r>
+            <w:r>
+              <w:t>ctId</w:t>
+            </w:r>
           </w:p>
         </w:tc>
         <w:tc>
@@ -5380,6 +5892,9 @@
             <w:pPr>
               <w:spacing w:before="60" w:after="60"/>
             </w:pPr>
+            <w:r>
+              <w:t>Auto</w:t>
+            </w:r>
           </w:p>
         </w:tc>
         <w:tc>
@@ -5403,6 +5918,9 @@
             <w:pPr>
               <w:spacing w:before="60" w:after="60"/>
             </w:pPr>
+            <w:r>
+              <w:t>Primary key, auto incremented</w:t>
+            </w:r>
           </w:p>
         </w:tc>
       </w:tr>
@@ -5428,6 +5946,9 @@
             <w:pPr>
               <w:spacing w:before="60" w:after="60"/>
             </w:pPr>
+            <w:r>
+              <w:t>userId</w:t>
+            </w:r>
           </w:p>
         </w:tc>
         <w:tc>
@@ -5451,6 +5972,9 @@
             <w:pPr>
               <w:spacing w:before="60" w:after="60"/>
             </w:pPr>
+            <w:r>
+              <w:t>ObjectId</w:t>
+            </w:r>
           </w:p>
         </w:tc>
         <w:tc>
@@ -5474,6 +5998,9 @@
             <w:pPr>
               <w:spacing w:before="60" w:after="60"/>
             </w:pPr>
+            <w:r>
+              <w:t>Yes, foreign key</w:t>
+            </w:r>
           </w:p>
         </w:tc>
         <w:tc>
@@ -5497,6 +6024,9 @@
             <w:pPr>
               <w:spacing w:before="60" w:after="60"/>
             </w:pPr>
+            <w:r>
+              <w:t>Foreign key, references Users</w:t>
+            </w:r>
           </w:p>
         </w:tc>
       </w:tr>
@@ -5522,6 +6052,9 @@
             <w:pPr>
               <w:spacing w:before="60" w:after="60"/>
             </w:pPr>
+            <w:r>
+              <w:t>recipeId</w:t>
+            </w:r>
           </w:p>
         </w:tc>
         <w:tc>
@@ -5545,6 +6078,9 @@
             <w:pPr>
               <w:spacing w:before="60" w:after="60"/>
             </w:pPr>
+            <w:r>
+              <w:t>ObjectId</w:t>
+            </w:r>
           </w:p>
         </w:tc>
         <w:tc>
@@ -5568,6 +6104,9 @@
             <w:pPr>
               <w:spacing w:before="60" w:after="60"/>
             </w:pPr>
+            <w:r>
+              <w:t>Yes, foreign key</w:t>
+            </w:r>
           </w:p>
         </w:tc>
         <w:tc>
@@ -5591,6 +6130,12 @@
             <w:pPr>
               <w:spacing w:before="60" w:after="60"/>
             </w:pPr>
+            <w:r>
+              <w:t xml:space="preserve">Foreign key, references </w:t>
+            </w:r>
+            <w:r>
+              <w:t>Recipes</w:t>
+            </w:r>
           </w:p>
         </w:tc>
       </w:tr>
@@ -5616,6 +6161,9 @@
             <w:pPr>
               <w:spacing w:before="60" w:after="60"/>
             </w:pPr>
+            <w:r>
+              <w:t>submissionDateTime</w:t>
+            </w:r>
           </w:p>
         </w:tc>
         <w:tc>
@@ -5639,6 +6187,9 @@
             <w:pPr>
               <w:spacing w:before="60" w:after="60"/>
             </w:pPr>
+            <w:r>
+              <w:t>String</w:t>
+            </w:r>
           </w:p>
         </w:tc>
         <w:tc>
@@ -5662,6 +6213,9 @@
             <w:pPr>
               <w:spacing w:before="60" w:after="60"/>
             </w:pPr>
+            <w:r>
+              <w:t>Auto</w:t>
+            </w:r>
           </w:p>
         </w:tc>
         <w:tc>
@@ -5685,6 +6239,18 @@
             <w:pPr>
               <w:spacing w:before="60" w:after="60"/>
             </w:pPr>
+            <w:r>
+              <w:t>The date and time</w:t>
+            </w:r>
+            <w:r>
+              <w:t xml:space="preserve"> of</w:t>
+            </w:r>
+            <w:r>
+              <w:t xml:space="preserve"> which the review is connection</w:t>
+            </w:r>
+            <w:r>
+              <w:t xml:space="preserve"> </w:t>
+            </w:r>
           </w:p>
         </w:tc>
       </w:tr>
@@ -5699,6 +6265,7 @@
         <w:pStyle w:val="Heading3"/>
       </w:pPr>
       <w:r>
+        <w:lastRenderedPageBreak/>
         <w:t>Sample document</w:t>
       </w:r>
     </w:p>
@@ -5741,7 +6308,7 @@
             </w:tcMar>
           </w:tcPr>
           <w:p>
-            <w:r>
+            <w:pPr>
               <w:rPr>
                 <w:rFonts w:ascii="Courier New" w:eastAsia="Courier New" w:hAnsi="Courier New" w:cs="Courier New"/>
                 <w:i/>
@@ -5750,7 +6317,414 @@
                 <w:sz w:val="17"/>
                 <w:szCs w:val="17"/>
               </w:rPr>
-              <w:t>{ paste a real sample saved_recipes document here }</w:t>
+            </w:pPr>
+            <w:r>
+              <w:rPr>
+                <w:rFonts w:ascii="Courier New" w:eastAsia="Courier New" w:hAnsi="Courier New" w:cs="Courier New"/>
+                <w:i/>
+                <w:iCs/>
+                <w:color w:val="BBBBBB"/>
+                <w:sz w:val="17"/>
+                <w:szCs w:val="17"/>
+              </w:rPr>
+              <w:t>{</w:t>
+            </w:r>
+          </w:p>
+          <w:p>
+            <w:pPr>
+              <w:rPr>
+                <w:rFonts w:ascii="Courier New" w:eastAsia="Courier New" w:hAnsi="Courier New" w:cs="Courier New"/>
+                <w:i/>
+                <w:iCs/>
+                <w:color w:val="BBBBBB"/>
+                <w:sz w:val="17"/>
+                <w:szCs w:val="17"/>
+              </w:rPr>
+            </w:pPr>
+            <w:r>
+              <w:rPr>
+                <w:rFonts w:ascii="Courier New" w:eastAsia="Courier New" w:hAnsi="Courier New" w:cs="Courier New"/>
+                <w:i/>
+                <w:iCs/>
+                <w:color w:val="BBBBBB"/>
+                <w:sz w:val="17"/>
+                <w:szCs w:val="17"/>
+              </w:rPr>
+              <w:t xml:space="preserve">  "id": {</w:t>
+            </w:r>
+          </w:p>
+          <w:p>
+            <w:pPr>
+              <w:rPr>
+                <w:rFonts w:ascii="Courier New" w:eastAsia="Courier New" w:hAnsi="Courier New" w:cs="Courier New"/>
+                <w:i/>
+                <w:iCs/>
+                <w:color w:val="BBBBBB"/>
+                <w:sz w:val="17"/>
+                <w:szCs w:val="17"/>
+              </w:rPr>
+            </w:pPr>
+            <w:r>
+              <w:rPr>
+                <w:rFonts w:ascii="Courier New" w:eastAsia="Courier New" w:hAnsi="Courier New" w:cs="Courier New"/>
+                <w:i/>
+                <w:iCs/>
+                <w:color w:val="BBBBBB"/>
+                <w:sz w:val="17"/>
+                <w:szCs w:val="17"/>
+              </w:rPr>
+              <w:t xml:space="preserve">    "$</w:t>
+            </w:r>
+            <w:r>
+              <w:rPr>
+                <w:rFonts w:ascii="Courier New" w:eastAsia="Courier New" w:hAnsi="Courier New" w:cs="Courier New"/>
+                <w:i/>
+                <w:iCs/>
+                <w:color w:val="BBBBBB"/>
+                <w:sz w:val="17"/>
+                <w:szCs w:val="17"/>
+              </w:rPr>
+              <w:t>ObjectId</w:t>
+            </w:r>
+            <w:r>
+              <w:rPr>
+                <w:rFonts w:ascii="Courier New" w:eastAsia="Courier New" w:hAnsi="Courier New" w:cs="Courier New"/>
+                <w:i/>
+                <w:iCs/>
+                <w:color w:val="BBBBBB"/>
+                <w:sz w:val="17"/>
+                <w:szCs w:val="17"/>
+              </w:rPr>
+              <w:t>": "69dd73384257af44eb45e076"</w:t>
+            </w:r>
+          </w:p>
+          <w:p>
+            <w:pPr>
+              <w:rPr>
+                <w:rFonts w:ascii="Courier New" w:eastAsia="Courier New" w:hAnsi="Courier New" w:cs="Courier New"/>
+                <w:i/>
+                <w:iCs/>
+                <w:color w:val="BBBBBB"/>
+                <w:sz w:val="17"/>
+                <w:szCs w:val="17"/>
+              </w:rPr>
+            </w:pPr>
+            <w:r>
+              <w:rPr>
+                <w:rFonts w:ascii="Courier New" w:eastAsia="Courier New" w:hAnsi="Courier New" w:cs="Courier New"/>
+                <w:i/>
+                <w:iCs/>
+                <w:color w:val="BBBBBB"/>
+                <w:sz w:val="17"/>
+                <w:szCs w:val="17"/>
+              </w:rPr>
+              <w:t xml:space="preserve">  },</w:t>
+            </w:r>
+          </w:p>
+          <w:p>
+            <w:pPr>
+              <w:rPr>
+                <w:rFonts w:ascii="Courier New" w:eastAsia="Courier New" w:hAnsi="Courier New" w:cs="Courier New"/>
+                <w:i/>
+                <w:iCs/>
+                <w:color w:val="BBBBBB"/>
+                <w:sz w:val="17"/>
+                <w:szCs w:val="17"/>
+              </w:rPr>
+            </w:pPr>
+            <w:r>
+              <w:rPr>
+                <w:rFonts w:ascii="Courier New" w:eastAsia="Courier New" w:hAnsi="Courier New" w:cs="Courier New"/>
+                <w:i/>
+                <w:iCs/>
+                <w:color w:val="BBBBBB"/>
+                <w:sz w:val="17"/>
+                <w:szCs w:val="17"/>
+              </w:rPr>
+              <w:t xml:space="preserve">  "user</w:t>
+            </w:r>
+            <w:r>
+              <w:rPr>
+                <w:rFonts w:ascii="Courier New" w:eastAsia="Courier New" w:hAnsi="Courier New" w:cs="Courier New"/>
+                <w:i/>
+                <w:iCs/>
+                <w:color w:val="BBBBBB"/>
+                <w:sz w:val="17"/>
+                <w:szCs w:val="17"/>
+              </w:rPr>
+              <w:t>I</w:t>
+            </w:r>
+            <w:r>
+              <w:rPr>
+                <w:rFonts w:ascii="Courier New" w:eastAsia="Courier New" w:hAnsi="Courier New" w:cs="Courier New"/>
+                <w:i/>
+                <w:iCs/>
+                <w:color w:val="BBBBBB"/>
+                <w:sz w:val="17"/>
+                <w:szCs w:val="17"/>
+              </w:rPr>
+              <w:t>d": {</w:t>
+            </w:r>
+          </w:p>
+          <w:p>
+            <w:pPr>
+              <w:rPr>
+                <w:rFonts w:ascii="Courier New" w:eastAsia="Courier New" w:hAnsi="Courier New" w:cs="Courier New"/>
+                <w:i/>
+                <w:iCs/>
+                <w:color w:val="BBBBBB"/>
+                <w:sz w:val="17"/>
+                <w:szCs w:val="17"/>
+              </w:rPr>
+            </w:pPr>
+            <w:r>
+              <w:rPr>
+                <w:rFonts w:ascii="Courier New" w:eastAsia="Courier New" w:hAnsi="Courier New" w:cs="Courier New"/>
+                <w:i/>
+                <w:iCs/>
+                <w:color w:val="BBBBBB"/>
+                <w:sz w:val="17"/>
+                <w:szCs w:val="17"/>
+              </w:rPr>
+              <w:t xml:space="preserve">    "$</w:t>
+            </w:r>
+            <w:r>
+              <w:rPr>
+                <w:rFonts w:ascii="Courier New" w:eastAsia="Courier New" w:hAnsi="Courier New" w:cs="Courier New"/>
+                <w:i/>
+                <w:iCs/>
+                <w:color w:val="BBBBBB"/>
+                <w:sz w:val="17"/>
+                <w:szCs w:val="17"/>
+              </w:rPr>
+              <w:t>ObjectI</w:t>
+            </w:r>
+            <w:r>
+              <w:rPr>
+                <w:rFonts w:ascii="Courier New" w:eastAsia="Courier New" w:hAnsi="Courier New" w:cs="Courier New"/>
+                <w:i/>
+                <w:iCs/>
+                <w:color w:val="BBBBBB"/>
+                <w:sz w:val="17"/>
+                <w:szCs w:val="17"/>
+              </w:rPr>
+              <w:t>d": "69dd73384257af44eb45e073"</w:t>
+            </w:r>
+          </w:p>
+          <w:p>
+            <w:pPr>
+              <w:rPr>
+                <w:rFonts w:ascii="Courier New" w:eastAsia="Courier New" w:hAnsi="Courier New" w:cs="Courier New"/>
+                <w:i/>
+                <w:iCs/>
+                <w:color w:val="BBBBBB"/>
+                <w:sz w:val="17"/>
+                <w:szCs w:val="17"/>
+              </w:rPr>
+            </w:pPr>
+            <w:r>
+              <w:rPr>
+                <w:rFonts w:ascii="Courier New" w:eastAsia="Courier New" w:hAnsi="Courier New" w:cs="Courier New"/>
+                <w:i/>
+                <w:iCs/>
+                <w:color w:val="BBBBBB"/>
+                <w:sz w:val="17"/>
+                <w:szCs w:val="17"/>
+              </w:rPr>
+              <w:t xml:space="preserve">  },</w:t>
+            </w:r>
+          </w:p>
+          <w:p>
+            <w:pPr>
+              <w:rPr>
+                <w:rFonts w:ascii="Courier New" w:eastAsia="Courier New" w:hAnsi="Courier New" w:cs="Courier New"/>
+                <w:i/>
+                <w:iCs/>
+                <w:color w:val="BBBBBB"/>
+                <w:sz w:val="17"/>
+                <w:szCs w:val="17"/>
+              </w:rPr>
+            </w:pPr>
+            <w:r>
+              <w:rPr>
+                <w:rFonts w:ascii="Courier New" w:eastAsia="Courier New" w:hAnsi="Courier New" w:cs="Courier New"/>
+                <w:i/>
+                <w:iCs/>
+                <w:color w:val="BBBBBB"/>
+                <w:sz w:val="17"/>
+                <w:szCs w:val="17"/>
+              </w:rPr>
+              <w:t xml:space="preserve">  "recipe</w:t>
+            </w:r>
+            <w:r>
+              <w:rPr>
+                <w:rFonts w:ascii="Courier New" w:eastAsia="Courier New" w:hAnsi="Courier New" w:cs="Courier New"/>
+                <w:i/>
+                <w:iCs/>
+                <w:color w:val="BBBBBB"/>
+                <w:sz w:val="17"/>
+                <w:szCs w:val="17"/>
+              </w:rPr>
+              <w:t>I</w:t>
+            </w:r>
+            <w:r>
+              <w:rPr>
+                <w:rFonts w:ascii="Courier New" w:eastAsia="Courier New" w:hAnsi="Courier New" w:cs="Courier New"/>
+                <w:i/>
+                <w:iCs/>
+                <w:color w:val="BBBBBB"/>
+                <w:sz w:val="17"/>
+                <w:szCs w:val="17"/>
+              </w:rPr>
+              <w:t>d": {</w:t>
+            </w:r>
+          </w:p>
+          <w:p>
+            <w:pPr>
+              <w:rPr>
+                <w:rFonts w:ascii="Courier New" w:eastAsia="Courier New" w:hAnsi="Courier New" w:cs="Courier New"/>
+                <w:i/>
+                <w:iCs/>
+                <w:color w:val="BBBBBB"/>
+                <w:sz w:val="17"/>
+                <w:szCs w:val="17"/>
+              </w:rPr>
+            </w:pPr>
+            <w:r>
+              <w:rPr>
+                <w:rFonts w:ascii="Courier New" w:eastAsia="Courier New" w:hAnsi="Courier New" w:cs="Courier New"/>
+                <w:i/>
+                <w:iCs/>
+                <w:color w:val="BBBBBB"/>
+                <w:sz w:val="17"/>
+                <w:szCs w:val="17"/>
+              </w:rPr>
+              <w:t xml:space="preserve">    "$</w:t>
+            </w:r>
+            <w:r>
+              <w:rPr>
+                <w:rFonts w:ascii="Courier New" w:eastAsia="Courier New" w:hAnsi="Courier New" w:cs="Courier New"/>
+                <w:i/>
+                <w:iCs/>
+                <w:color w:val="BBBBBB"/>
+                <w:sz w:val="17"/>
+                <w:szCs w:val="17"/>
+              </w:rPr>
+              <w:t>ObjectI</w:t>
+            </w:r>
+            <w:r>
+              <w:rPr>
+                <w:rFonts w:ascii="Courier New" w:eastAsia="Courier New" w:hAnsi="Courier New" w:cs="Courier New"/>
+                <w:i/>
+                <w:iCs/>
+                <w:color w:val="BBBBBB"/>
+                <w:sz w:val="17"/>
+                <w:szCs w:val="17"/>
+              </w:rPr>
+              <w:t>d": "69dd73384257af44eb45e074"</w:t>
+            </w:r>
+          </w:p>
+          <w:p>
+            <w:pPr>
+              <w:rPr>
+                <w:rFonts w:ascii="Courier New" w:eastAsia="Courier New" w:hAnsi="Courier New" w:cs="Courier New"/>
+                <w:i/>
+                <w:iCs/>
+                <w:color w:val="BBBBBB"/>
+                <w:sz w:val="17"/>
+                <w:szCs w:val="17"/>
+              </w:rPr>
+            </w:pPr>
+            <w:r>
+              <w:rPr>
+                <w:rFonts w:ascii="Courier New" w:eastAsia="Courier New" w:hAnsi="Courier New" w:cs="Courier New"/>
+                <w:i/>
+                <w:iCs/>
+                <w:color w:val="BBBBBB"/>
+                <w:sz w:val="17"/>
+                <w:szCs w:val="17"/>
+              </w:rPr>
+              <w:t xml:space="preserve">  }</w:t>
+            </w:r>
+          </w:p>
+          <w:p>
+            <w:pPr>
+              <w:rPr>
+                <w:rFonts w:ascii="Courier New" w:eastAsia="Courier New" w:hAnsi="Courier New" w:cs="Courier New"/>
+                <w:i/>
+                <w:iCs/>
+                <w:color w:val="BBBBBB"/>
+                <w:sz w:val="17"/>
+                <w:szCs w:val="17"/>
+              </w:rPr>
+            </w:pPr>
+            <w:r>
+              <w:rPr>
+                <w:rFonts w:ascii="Courier New" w:eastAsia="Courier New" w:hAnsi="Courier New" w:cs="Courier New"/>
+                <w:i/>
+                <w:iCs/>
+                <w:color w:val="BBBBBB"/>
+                <w:sz w:val="17"/>
+                <w:szCs w:val="17"/>
+              </w:rPr>
+              <w:t xml:space="preserve">  “submission</w:t>
+            </w:r>
+            <w:r>
+              <w:rPr>
+                <w:rFonts w:ascii="Courier New" w:eastAsia="Courier New" w:hAnsi="Courier New" w:cs="Courier New"/>
+                <w:i/>
+                <w:iCs/>
+                <w:color w:val="BBBBBB"/>
+                <w:sz w:val="17"/>
+                <w:szCs w:val="17"/>
+              </w:rPr>
+              <w:t>DateTime”</w:t>
+            </w:r>
+            <w:r>
+              <w:rPr>
+                <w:rFonts w:ascii="Courier New" w:eastAsia="Courier New" w:hAnsi="Courier New" w:cs="Courier New"/>
+                <w:i/>
+                <w:iCs/>
+                <w:color w:val="BBBBBB"/>
+                <w:sz w:val="17"/>
+                <w:szCs w:val="17"/>
+              </w:rPr>
+              <w:t>:</w:t>
+            </w:r>
+            <w:r>
+              <w:rPr>
+                <w:rFonts w:ascii="Courier New" w:eastAsia="Courier New" w:hAnsi="Courier New" w:cs="Courier New"/>
+                <w:i/>
+                <w:iCs/>
+                <w:color w:val="BBBBBB"/>
+                <w:sz w:val="17"/>
+                <w:szCs w:val="17"/>
+              </w:rPr>
+              <w:t xml:space="preserve"> </w:t>
+            </w:r>
+            <w:r>
+              <w:rPr>
+                <w:rFonts w:ascii="Courier New" w:eastAsia="Courier New" w:hAnsi="Courier New" w:cs="Courier New"/>
+                <w:i/>
+                <w:iCs/>
+                <w:color w:val="BBBBBB"/>
+                <w:sz w:val="17"/>
+                <w:szCs w:val="17"/>
+              </w:rPr>
+              <w:t>ISODate("2026-02-05T11:20:00Z")</w:t>
+            </w:r>
+          </w:p>
+          <w:p>
+            <w:r>
+              <w:rPr>
+                <w:rFonts w:ascii="Courier New" w:eastAsia="Courier New" w:hAnsi="Courier New" w:cs="Courier New"/>
+                <w:i/>
+                <w:iCs/>
+                <w:color w:val="BBBBBB"/>
+                <w:sz w:val="17"/>
+                <w:szCs w:val="17"/>
+              </w:rPr>
+              <w:t>}</w:t>
             </w:r>
           </w:p>
         </w:tc>
@@ -5906,7 +6880,6 @@
           <w:sz w:val="20"/>
           <w:szCs w:val="20"/>
         </w:rPr>
-        <w:lastRenderedPageBreak/>
         <w:t>Recipes.ingredients</w:t>
       </w:r>
       <w:r>
@@ -6279,7 +7252,18 @@
           <w:sz w:val="20"/>
           <w:szCs w:val="20"/>
         </w:rPr>
-        <w:t>one user can save many recipes, and one recipe can be saved by many users. Embedding this data inside either the user or recipe document would make it impossible to query effectively. Storing references in a dedicated saved_recipes collection allows the app to look up all recipes saved by a specific user, all users who saved a specific recipe, or check whether a particular user has saved a particular recipe</w:t>
+        <w:t xml:space="preserve">one user can save many recipes, and one recipe can be saved by many users. Embedding this data inside either </w:t>
+      </w:r>
+      <w:r>
+        <w:rPr>
+          <w:b w:val="0"/>
+          <w:bCs w:val="0"/>
+          <w:color w:val="auto"/>
+          <w:sz w:val="20"/>
+          <w:szCs w:val="20"/>
+        </w:rPr>
+        <w:lastRenderedPageBreak/>
+        <w:t>the user or recipe document would make it impossible to query effectively. Storing references in a dedicated saved_recipes collection allows the app to look up all recipes saved by a specific user, all users who saved a specific recipe, or check whether a particular user has saved a particular recipe</w:t>
       </w:r>
       <w:r>
         <w:rPr>
@@ -6772,11 +7756,7 @@
               <w:spacing w:before="60" w:after="60"/>
             </w:pPr>
             <w:r>
-              <w:t xml:space="preserve">If a user filters based on dietary flags, program should not sort data by scanning the entire document for </w:t>
-            </w:r>
-            <w:r>
-              <w:lastRenderedPageBreak/>
-              <w:t xml:space="preserve">each individual recipe, they should be indexed. </w:t>
+              <w:t xml:space="preserve">If a user filters based on dietary flags, program should not sort data by scanning the entire document for each individual recipe, they should be indexed. </w:t>
             </w:r>
           </w:p>
         </w:tc>
@@ -6804,7 +7784,6 @@
               <w:spacing w:before="60" w:after="60"/>
             </w:pPr>
             <w:r>
-              <w:lastRenderedPageBreak/>
               <w:t>reviews</w:t>
             </w:r>
           </w:p>
@@ -7473,709 +8452,39 @@
         <w:rPr>
           <w:color w:val="1C1C1A"/>
         </w:rPr>
-        <w:t>List the field-level rules and constraints your application enforces. These are the rules you are implementing in your Flask route handlers (required fields, value ranges, format checks, uniqueness, etc.).</w:t>
+        <w:t xml:space="preserve">Validation checks will be done </w:t>
+      </w:r>
+      <w:r>
+        <w:rPr>
+          <w:color w:val="1C1C1A"/>
+        </w:rPr>
+        <w:t xml:space="preserve">on an application level </w:t>
+      </w:r>
+      <w:r>
+        <w:rPr>
+          <w:color w:val="1C1C1A"/>
+        </w:rPr>
+        <w:t>by</w:t>
+      </w:r>
+      <w:r>
+        <w:rPr>
+          <w:color w:val="1C1C1A"/>
+        </w:rPr>
+        <w:t xml:space="preserve"> declaring the data type in python</w:t>
+      </w:r>
+      <w:r>
+        <w:rPr>
+          <w:color w:val="1C1C1A"/>
+        </w:rPr>
+        <w:t xml:space="preserve">, and using a try/exception to prevent any </w:t>
+      </w:r>
+      <w:r>
+        <w:rPr>
+          <w:color w:val="1C1C1A"/>
+        </w:rPr>
+        <w:t>user input errors.</w:t>
       </w:r>
     </w:p>
-    <w:p>
-      <w:pPr>
-        <w:spacing w:after="80"/>
-      </w:pPr>
-    </w:p>
-    <w:tbl>
-      <w:tblPr>
-        <w:tblW w:w="9360" w:type="dxa"/>
-        <w:tblBorders>
-          <w:top w:val="single" w:sz="4" w:space="0" w:color="auto"/>
-          <w:left w:val="single" w:sz="4" w:space="0" w:color="auto"/>
-          <w:bottom w:val="single" w:sz="4" w:space="0" w:color="auto"/>
-          <w:right w:val="single" w:sz="4" w:space="0" w:color="auto"/>
-          <w:insideH w:val="single" w:sz="4" w:space="0" w:color="auto"/>
-          <w:insideV w:val="single" w:sz="4" w:space="0" w:color="auto"/>
-        </w:tblBorders>
-        <w:tblCellMar>
-          <w:left w:w="10" w:type="dxa"/>
-          <w:right w:w="10" w:type="dxa"/>
-        </w:tblCellMar>
-        <w:tblLook w:val="0000" w:firstRow="0" w:lastRow="0" w:firstColumn="0" w:lastColumn="0" w:noHBand="0" w:noVBand="0"/>
-      </w:tblPr>
-      <w:tblGrid>
-        <w:gridCol w:w="2000"/>
-        <w:gridCol w:w="2400"/>
-        <w:gridCol w:w="4960"/>
-      </w:tblGrid>
-      <w:tr>
-        <w:trPr>
-          <w:tblHeader/>
-        </w:trPr>
-        <w:tc>
-          <w:tcPr>
-            <w:tcW w:w="2000" w:type="dxa"/>
-            <w:tcBorders>
-              <w:top w:val="single" w:sz="1" w:space="0" w:color="CCCCCC"/>
-              <w:left w:val="single" w:sz="1" w:space="0" w:color="CCCCCC"/>
-              <w:bottom w:val="single" w:sz="1" w:space="0" w:color="CCCCCC"/>
-              <w:right w:val="single" w:sz="1" w:space="0" w:color="CCCCCC"/>
-            </w:tcBorders>
-            <w:shd w:val="clear" w:color="auto" w:fill="C85A1A"/>
-            <w:tcMar>
-              <w:top w:w="60" w:type="dxa"/>
-              <w:left w:w="100" w:type="dxa"/>
-              <w:bottom w:w="60" w:type="dxa"/>
-              <w:right w:w="80" w:type="dxa"/>
-            </w:tcMar>
-          </w:tcPr>
-          <w:p>
-            <w:pPr>
-              <w:spacing w:before="60" w:after="60"/>
-            </w:pPr>
-            <w:r>
-              <w:rPr>
-                <w:b/>
-                <w:bCs/>
-                <w:color w:val="FFFFFF"/>
-                <w:sz w:val="18"/>
-                <w:szCs w:val="18"/>
-              </w:rPr>
-              <w:t>Collection</w:t>
-            </w:r>
-          </w:p>
-        </w:tc>
-        <w:tc>
-          <w:tcPr>
-            <w:tcW w:w="2400" w:type="dxa"/>
-            <w:tcBorders>
-              <w:top w:val="single" w:sz="1" w:space="0" w:color="CCCCCC"/>
-              <w:left w:val="single" w:sz="1" w:space="0" w:color="CCCCCC"/>
-              <w:bottom w:val="single" w:sz="1" w:space="0" w:color="CCCCCC"/>
-              <w:right w:val="single" w:sz="1" w:space="0" w:color="CCCCCC"/>
-            </w:tcBorders>
-            <w:shd w:val="clear" w:color="auto" w:fill="C85A1A"/>
-            <w:tcMar>
-              <w:top w:w="60" w:type="dxa"/>
-              <w:left w:w="100" w:type="dxa"/>
-              <w:bottom w:w="60" w:type="dxa"/>
-              <w:right w:w="80" w:type="dxa"/>
-            </w:tcMar>
-          </w:tcPr>
-          <w:p>
-            <w:pPr>
-              <w:spacing w:before="60" w:after="60"/>
-            </w:pPr>
-            <w:r>
-              <w:rPr>
-                <w:b/>
-                <w:bCs/>
-                <w:color w:val="FFFFFF"/>
-                <w:sz w:val="18"/>
-                <w:szCs w:val="18"/>
-              </w:rPr>
-              <w:t>Field</w:t>
-            </w:r>
-          </w:p>
-        </w:tc>
-        <w:tc>
-          <w:tcPr>
-            <w:tcW w:w="4960" w:type="dxa"/>
-            <w:tcBorders>
-              <w:top w:val="single" w:sz="1" w:space="0" w:color="CCCCCC"/>
-              <w:left w:val="single" w:sz="1" w:space="0" w:color="CCCCCC"/>
-              <w:bottom w:val="single" w:sz="1" w:space="0" w:color="CCCCCC"/>
-              <w:right w:val="single" w:sz="1" w:space="0" w:color="CCCCCC"/>
-            </w:tcBorders>
-            <w:shd w:val="clear" w:color="auto" w:fill="C85A1A"/>
-            <w:tcMar>
-              <w:top w:w="60" w:type="dxa"/>
-              <w:left w:w="100" w:type="dxa"/>
-              <w:bottom w:w="60" w:type="dxa"/>
-              <w:right w:w="80" w:type="dxa"/>
-            </w:tcMar>
-          </w:tcPr>
-          <w:p>
-            <w:pPr>
-              <w:spacing w:before="60" w:after="60"/>
-            </w:pPr>
-            <w:r>
-              <w:rPr>
-                <w:b/>
-                <w:bCs/>
-                <w:color w:val="FFFFFF"/>
-                <w:sz w:val="18"/>
-                <w:szCs w:val="18"/>
-              </w:rPr>
-              <w:t>Rule / constraint</w:t>
-            </w:r>
-          </w:p>
-        </w:tc>
-      </w:tr>
-      <w:tr>
-        <w:tc>
-          <w:tcPr>
-            <w:tcW w:w="2000" w:type="dxa"/>
-            <w:tcBorders>
-              <w:top w:val="single" w:sz="1" w:space="0" w:color="CCCCCC"/>
-              <w:left w:val="single" w:sz="1" w:space="0" w:color="CCCCCC"/>
-              <w:bottom w:val="single" w:sz="1" w:space="0" w:color="CCCCCC"/>
-              <w:right w:val="single" w:sz="1" w:space="0" w:color="CCCCCC"/>
-            </w:tcBorders>
-            <w:shd w:val="clear" w:color="auto" w:fill="FFFFFF"/>
-            <w:tcMar>
-              <w:top w:w="60" w:type="dxa"/>
-              <w:left w:w="100" w:type="dxa"/>
-              <w:bottom w:w="60" w:type="dxa"/>
-              <w:right w:w="80" w:type="dxa"/>
-            </w:tcMar>
-          </w:tcPr>
-          <w:p>
-            <w:pPr>
-              <w:spacing w:before="60" w:after="60"/>
-            </w:pPr>
-          </w:p>
-        </w:tc>
-        <w:tc>
-          <w:tcPr>
-            <w:tcW w:w="2400" w:type="dxa"/>
-            <w:tcBorders>
-              <w:top w:val="single" w:sz="1" w:space="0" w:color="CCCCCC"/>
-              <w:left w:val="single" w:sz="1" w:space="0" w:color="CCCCCC"/>
-              <w:bottom w:val="single" w:sz="1" w:space="0" w:color="CCCCCC"/>
-              <w:right w:val="single" w:sz="1" w:space="0" w:color="CCCCCC"/>
-            </w:tcBorders>
-            <w:shd w:val="clear" w:color="auto" w:fill="FFFFFF"/>
-            <w:tcMar>
-              <w:top w:w="60" w:type="dxa"/>
-              <w:left w:w="100" w:type="dxa"/>
-              <w:bottom w:w="60" w:type="dxa"/>
-              <w:right w:w="80" w:type="dxa"/>
-            </w:tcMar>
-          </w:tcPr>
-          <w:p>
-            <w:pPr>
-              <w:spacing w:before="60" w:after="60"/>
-            </w:pPr>
-          </w:p>
-        </w:tc>
-        <w:tc>
-          <w:tcPr>
-            <w:tcW w:w="4960" w:type="dxa"/>
-            <w:tcBorders>
-              <w:top w:val="single" w:sz="1" w:space="0" w:color="CCCCCC"/>
-              <w:left w:val="single" w:sz="1" w:space="0" w:color="CCCCCC"/>
-              <w:bottom w:val="single" w:sz="1" w:space="0" w:color="CCCCCC"/>
-              <w:right w:val="single" w:sz="1" w:space="0" w:color="CCCCCC"/>
-            </w:tcBorders>
-            <w:shd w:val="clear" w:color="auto" w:fill="FFFFFF"/>
-            <w:tcMar>
-              <w:top w:w="60" w:type="dxa"/>
-              <w:left w:w="100" w:type="dxa"/>
-              <w:bottom w:w="60" w:type="dxa"/>
-              <w:right w:w="80" w:type="dxa"/>
-            </w:tcMar>
-          </w:tcPr>
-          <w:p>
-            <w:pPr>
-              <w:spacing w:before="60" w:after="60"/>
-            </w:pPr>
-          </w:p>
-        </w:tc>
-      </w:tr>
-      <w:tr>
-        <w:tc>
-          <w:tcPr>
-            <w:tcW w:w="2000" w:type="dxa"/>
-            <w:tcBorders>
-              <w:top w:val="single" w:sz="1" w:space="0" w:color="CCCCCC"/>
-              <w:left w:val="single" w:sz="1" w:space="0" w:color="CCCCCC"/>
-              <w:bottom w:val="single" w:sz="1" w:space="0" w:color="CCCCCC"/>
-              <w:right w:val="single" w:sz="1" w:space="0" w:color="CCCCCC"/>
-            </w:tcBorders>
-            <w:shd w:val="clear" w:color="auto" w:fill="FAEEE5"/>
-            <w:tcMar>
-              <w:top w:w="60" w:type="dxa"/>
-              <w:left w:w="100" w:type="dxa"/>
-              <w:bottom w:w="60" w:type="dxa"/>
-              <w:right w:w="80" w:type="dxa"/>
-            </w:tcMar>
-          </w:tcPr>
-          <w:p>
-            <w:pPr>
-              <w:spacing w:before="60" w:after="60"/>
-            </w:pPr>
-          </w:p>
-        </w:tc>
-        <w:tc>
-          <w:tcPr>
-            <w:tcW w:w="2400" w:type="dxa"/>
-            <w:tcBorders>
-              <w:top w:val="single" w:sz="1" w:space="0" w:color="CCCCCC"/>
-              <w:left w:val="single" w:sz="1" w:space="0" w:color="CCCCCC"/>
-              <w:bottom w:val="single" w:sz="1" w:space="0" w:color="CCCCCC"/>
-              <w:right w:val="single" w:sz="1" w:space="0" w:color="CCCCCC"/>
-            </w:tcBorders>
-            <w:shd w:val="clear" w:color="auto" w:fill="FAEEE5"/>
-            <w:tcMar>
-              <w:top w:w="60" w:type="dxa"/>
-              <w:left w:w="100" w:type="dxa"/>
-              <w:bottom w:w="60" w:type="dxa"/>
-              <w:right w:w="80" w:type="dxa"/>
-            </w:tcMar>
-          </w:tcPr>
-          <w:p>
-            <w:pPr>
-              <w:spacing w:before="60" w:after="60"/>
-            </w:pPr>
-          </w:p>
-        </w:tc>
-        <w:tc>
-          <w:tcPr>
-            <w:tcW w:w="4960" w:type="dxa"/>
-            <w:tcBorders>
-              <w:top w:val="single" w:sz="1" w:space="0" w:color="CCCCCC"/>
-              <w:left w:val="single" w:sz="1" w:space="0" w:color="CCCCCC"/>
-              <w:bottom w:val="single" w:sz="1" w:space="0" w:color="CCCCCC"/>
-              <w:right w:val="single" w:sz="1" w:space="0" w:color="CCCCCC"/>
-            </w:tcBorders>
-            <w:shd w:val="clear" w:color="auto" w:fill="FAEEE5"/>
-            <w:tcMar>
-              <w:top w:w="60" w:type="dxa"/>
-              <w:left w:w="100" w:type="dxa"/>
-              <w:bottom w:w="60" w:type="dxa"/>
-              <w:right w:w="80" w:type="dxa"/>
-            </w:tcMar>
-          </w:tcPr>
-          <w:p>
-            <w:pPr>
-              <w:spacing w:before="60" w:after="60"/>
-            </w:pPr>
-          </w:p>
-        </w:tc>
-      </w:tr>
-      <w:tr>
-        <w:tc>
-          <w:tcPr>
-            <w:tcW w:w="2000" w:type="dxa"/>
-            <w:tcBorders>
-              <w:top w:val="single" w:sz="1" w:space="0" w:color="CCCCCC"/>
-              <w:left w:val="single" w:sz="1" w:space="0" w:color="CCCCCC"/>
-              <w:bottom w:val="single" w:sz="1" w:space="0" w:color="CCCCCC"/>
-              <w:right w:val="single" w:sz="1" w:space="0" w:color="CCCCCC"/>
-            </w:tcBorders>
-            <w:shd w:val="clear" w:color="auto" w:fill="FFFFFF"/>
-            <w:tcMar>
-              <w:top w:w="60" w:type="dxa"/>
-              <w:left w:w="100" w:type="dxa"/>
-              <w:bottom w:w="60" w:type="dxa"/>
-              <w:right w:w="80" w:type="dxa"/>
-            </w:tcMar>
-          </w:tcPr>
-          <w:p>
-            <w:pPr>
-              <w:spacing w:before="60" w:after="60"/>
-            </w:pPr>
-          </w:p>
-        </w:tc>
-        <w:tc>
-          <w:tcPr>
-            <w:tcW w:w="2400" w:type="dxa"/>
-            <w:tcBorders>
-              <w:top w:val="single" w:sz="1" w:space="0" w:color="CCCCCC"/>
-              <w:left w:val="single" w:sz="1" w:space="0" w:color="CCCCCC"/>
-              <w:bottom w:val="single" w:sz="1" w:space="0" w:color="CCCCCC"/>
-              <w:right w:val="single" w:sz="1" w:space="0" w:color="CCCCCC"/>
-            </w:tcBorders>
-            <w:shd w:val="clear" w:color="auto" w:fill="FFFFFF"/>
-            <w:tcMar>
-              <w:top w:w="60" w:type="dxa"/>
-              <w:left w:w="100" w:type="dxa"/>
-              <w:bottom w:w="60" w:type="dxa"/>
-              <w:right w:w="80" w:type="dxa"/>
-            </w:tcMar>
-          </w:tcPr>
-          <w:p>
-            <w:pPr>
-              <w:spacing w:before="60" w:after="60"/>
-            </w:pPr>
-          </w:p>
-        </w:tc>
-        <w:tc>
-          <w:tcPr>
-            <w:tcW w:w="4960" w:type="dxa"/>
-            <w:tcBorders>
-              <w:top w:val="single" w:sz="1" w:space="0" w:color="CCCCCC"/>
-              <w:left w:val="single" w:sz="1" w:space="0" w:color="CCCCCC"/>
-              <w:bottom w:val="single" w:sz="1" w:space="0" w:color="CCCCCC"/>
-              <w:right w:val="single" w:sz="1" w:space="0" w:color="CCCCCC"/>
-            </w:tcBorders>
-            <w:shd w:val="clear" w:color="auto" w:fill="FFFFFF"/>
-            <w:tcMar>
-              <w:top w:w="60" w:type="dxa"/>
-              <w:left w:w="100" w:type="dxa"/>
-              <w:bottom w:w="60" w:type="dxa"/>
-              <w:right w:w="80" w:type="dxa"/>
-            </w:tcMar>
-          </w:tcPr>
-          <w:p>
-            <w:pPr>
-              <w:spacing w:before="60" w:after="60"/>
-            </w:pPr>
-          </w:p>
-        </w:tc>
-      </w:tr>
-      <w:tr>
-        <w:tc>
-          <w:tcPr>
-            <w:tcW w:w="2000" w:type="dxa"/>
-            <w:tcBorders>
-              <w:top w:val="single" w:sz="1" w:space="0" w:color="CCCCCC"/>
-              <w:left w:val="single" w:sz="1" w:space="0" w:color="CCCCCC"/>
-              <w:bottom w:val="single" w:sz="1" w:space="0" w:color="CCCCCC"/>
-              <w:right w:val="single" w:sz="1" w:space="0" w:color="CCCCCC"/>
-            </w:tcBorders>
-            <w:shd w:val="clear" w:color="auto" w:fill="FAEEE5"/>
-            <w:tcMar>
-              <w:top w:w="60" w:type="dxa"/>
-              <w:left w:w="100" w:type="dxa"/>
-              <w:bottom w:w="60" w:type="dxa"/>
-              <w:right w:w="80" w:type="dxa"/>
-            </w:tcMar>
-          </w:tcPr>
-          <w:p>
-            <w:pPr>
-              <w:spacing w:before="60" w:after="60"/>
-            </w:pPr>
-          </w:p>
-        </w:tc>
-        <w:tc>
-          <w:tcPr>
-            <w:tcW w:w="2400" w:type="dxa"/>
-            <w:tcBorders>
-              <w:top w:val="single" w:sz="1" w:space="0" w:color="CCCCCC"/>
-              <w:left w:val="single" w:sz="1" w:space="0" w:color="CCCCCC"/>
-              <w:bottom w:val="single" w:sz="1" w:space="0" w:color="CCCCCC"/>
-              <w:right w:val="single" w:sz="1" w:space="0" w:color="CCCCCC"/>
-            </w:tcBorders>
-            <w:shd w:val="clear" w:color="auto" w:fill="FAEEE5"/>
-            <w:tcMar>
-              <w:top w:w="60" w:type="dxa"/>
-              <w:left w:w="100" w:type="dxa"/>
-              <w:bottom w:w="60" w:type="dxa"/>
-              <w:right w:w="80" w:type="dxa"/>
-            </w:tcMar>
-          </w:tcPr>
-          <w:p>
-            <w:pPr>
-              <w:spacing w:before="60" w:after="60"/>
-            </w:pPr>
-          </w:p>
-        </w:tc>
-        <w:tc>
-          <w:tcPr>
-            <w:tcW w:w="4960" w:type="dxa"/>
-            <w:tcBorders>
-              <w:top w:val="single" w:sz="1" w:space="0" w:color="CCCCCC"/>
-              <w:left w:val="single" w:sz="1" w:space="0" w:color="CCCCCC"/>
-              <w:bottom w:val="single" w:sz="1" w:space="0" w:color="CCCCCC"/>
-              <w:right w:val="single" w:sz="1" w:space="0" w:color="CCCCCC"/>
-            </w:tcBorders>
-            <w:shd w:val="clear" w:color="auto" w:fill="FAEEE5"/>
-            <w:tcMar>
-              <w:top w:w="60" w:type="dxa"/>
-              <w:left w:w="100" w:type="dxa"/>
-              <w:bottom w:w="60" w:type="dxa"/>
-              <w:right w:w="80" w:type="dxa"/>
-            </w:tcMar>
-          </w:tcPr>
-          <w:p>
-            <w:pPr>
-              <w:spacing w:before="60" w:after="60"/>
-            </w:pPr>
-          </w:p>
-        </w:tc>
-      </w:tr>
-      <w:tr>
-        <w:tc>
-          <w:tcPr>
-            <w:tcW w:w="2000" w:type="dxa"/>
-            <w:tcBorders>
-              <w:top w:val="single" w:sz="1" w:space="0" w:color="CCCCCC"/>
-              <w:left w:val="single" w:sz="1" w:space="0" w:color="CCCCCC"/>
-              <w:bottom w:val="single" w:sz="1" w:space="0" w:color="CCCCCC"/>
-              <w:right w:val="single" w:sz="1" w:space="0" w:color="CCCCCC"/>
-            </w:tcBorders>
-            <w:shd w:val="clear" w:color="auto" w:fill="FFFFFF"/>
-            <w:tcMar>
-              <w:top w:w="60" w:type="dxa"/>
-              <w:left w:w="100" w:type="dxa"/>
-              <w:bottom w:w="60" w:type="dxa"/>
-              <w:right w:w="80" w:type="dxa"/>
-            </w:tcMar>
-          </w:tcPr>
-          <w:p>
-            <w:pPr>
-              <w:spacing w:before="60" w:after="60"/>
-            </w:pPr>
-          </w:p>
-        </w:tc>
-        <w:tc>
-          <w:tcPr>
-            <w:tcW w:w="2400" w:type="dxa"/>
-            <w:tcBorders>
-              <w:top w:val="single" w:sz="1" w:space="0" w:color="CCCCCC"/>
-              <w:left w:val="single" w:sz="1" w:space="0" w:color="CCCCCC"/>
-              <w:bottom w:val="single" w:sz="1" w:space="0" w:color="CCCCCC"/>
-              <w:right w:val="single" w:sz="1" w:space="0" w:color="CCCCCC"/>
-            </w:tcBorders>
-            <w:shd w:val="clear" w:color="auto" w:fill="FFFFFF"/>
-            <w:tcMar>
-              <w:top w:w="60" w:type="dxa"/>
-              <w:left w:w="100" w:type="dxa"/>
-              <w:bottom w:w="60" w:type="dxa"/>
-              <w:right w:w="80" w:type="dxa"/>
-            </w:tcMar>
-          </w:tcPr>
-          <w:p>
-            <w:pPr>
-              <w:spacing w:before="60" w:after="60"/>
-            </w:pPr>
-          </w:p>
-        </w:tc>
-        <w:tc>
-          <w:tcPr>
-            <w:tcW w:w="4960" w:type="dxa"/>
-            <w:tcBorders>
-              <w:top w:val="single" w:sz="1" w:space="0" w:color="CCCCCC"/>
-              <w:left w:val="single" w:sz="1" w:space="0" w:color="CCCCCC"/>
-              <w:bottom w:val="single" w:sz="1" w:space="0" w:color="CCCCCC"/>
-              <w:right w:val="single" w:sz="1" w:space="0" w:color="CCCCCC"/>
-            </w:tcBorders>
-            <w:shd w:val="clear" w:color="auto" w:fill="FFFFFF"/>
-            <w:tcMar>
-              <w:top w:w="60" w:type="dxa"/>
-              <w:left w:w="100" w:type="dxa"/>
-              <w:bottom w:w="60" w:type="dxa"/>
-              <w:right w:w="80" w:type="dxa"/>
-            </w:tcMar>
-          </w:tcPr>
-          <w:p>
-            <w:pPr>
-              <w:spacing w:before="60" w:after="60"/>
-            </w:pPr>
-          </w:p>
-        </w:tc>
-      </w:tr>
-      <w:tr>
-        <w:tc>
-          <w:tcPr>
-            <w:tcW w:w="2000" w:type="dxa"/>
-            <w:tcBorders>
-              <w:top w:val="single" w:sz="1" w:space="0" w:color="CCCCCC"/>
-              <w:left w:val="single" w:sz="1" w:space="0" w:color="CCCCCC"/>
-              <w:bottom w:val="single" w:sz="1" w:space="0" w:color="CCCCCC"/>
-              <w:right w:val="single" w:sz="1" w:space="0" w:color="CCCCCC"/>
-            </w:tcBorders>
-            <w:shd w:val="clear" w:color="auto" w:fill="FAEEE5"/>
-            <w:tcMar>
-              <w:top w:w="60" w:type="dxa"/>
-              <w:left w:w="100" w:type="dxa"/>
-              <w:bottom w:w="60" w:type="dxa"/>
-              <w:right w:w="80" w:type="dxa"/>
-            </w:tcMar>
-          </w:tcPr>
-          <w:p>
-            <w:pPr>
-              <w:spacing w:before="60" w:after="60"/>
-            </w:pPr>
-          </w:p>
-        </w:tc>
-        <w:tc>
-          <w:tcPr>
-            <w:tcW w:w="2400" w:type="dxa"/>
-            <w:tcBorders>
-              <w:top w:val="single" w:sz="1" w:space="0" w:color="CCCCCC"/>
-              <w:left w:val="single" w:sz="1" w:space="0" w:color="CCCCCC"/>
-              <w:bottom w:val="single" w:sz="1" w:space="0" w:color="CCCCCC"/>
-              <w:right w:val="single" w:sz="1" w:space="0" w:color="CCCCCC"/>
-            </w:tcBorders>
-            <w:shd w:val="clear" w:color="auto" w:fill="FAEEE5"/>
-            <w:tcMar>
-              <w:top w:w="60" w:type="dxa"/>
-              <w:left w:w="100" w:type="dxa"/>
-              <w:bottom w:w="60" w:type="dxa"/>
-              <w:right w:w="80" w:type="dxa"/>
-            </w:tcMar>
-          </w:tcPr>
-          <w:p>
-            <w:pPr>
-              <w:spacing w:before="60" w:after="60"/>
-            </w:pPr>
-          </w:p>
-        </w:tc>
-        <w:tc>
-          <w:tcPr>
-            <w:tcW w:w="4960" w:type="dxa"/>
-            <w:tcBorders>
-              <w:top w:val="single" w:sz="1" w:space="0" w:color="CCCCCC"/>
-              <w:left w:val="single" w:sz="1" w:space="0" w:color="CCCCCC"/>
-              <w:bottom w:val="single" w:sz="1" w:space="0" w:color="CCCCCC"/>
-              <w:right w:val="single" w:sz="1" w:space="0" w:color="CCCCCC"/>
-            </w:tcBorders>
-            <w:shd w:val="clear" w:color="auto" w:fill="FAEEE5"/>
-            <w:tcMar>
-              <w:top w:w="60" w:type="dxa"/>
-              <w:left w:w="100" w:type="dxa"/>
-              <w:bottom w:w="60" w:type="dxa"/>
-              <w:right w:w="80" w:type="dxa"/>
-            </w:tcMar>
-          </w:tcPr>
-          <w:p>
-            <w:pPr>
-              <w:spacing w:before="60" w:after="60"/>
-            </w:pPr>
-          </w:p>
-        </w:tc>
-      </w:tr>
-      <w:tr>
-        <w:tc>
-          <w:tcPr>
-            <w:tcW w:w="2000" w:type="dxa"/>
-            <w:tcBorders>
-              <w:top w:val="single" w:sz="1" w:space="0" w:color="CCCCCC"/>
-              <w:left w:val="single" w:sz="1" w:space="0" w:color="CCCCCC"/>
-              <w:bottom w:val="single" w:sz="1" w:space="0" w:color="CCCCCC"/>
-              <w:right w:val="single" w:sz="1" w:space="0" w:color="CCCCCC"/>
-            </w:tcBorders>
-            <w:shd w:val="clear" w:color="auto" w:fill="FFFFFF"/>
-            <w:tcMar>
-              <w:top w:w="60" w:type="dxa"/>
-              <w:left w:w="100" w:type="dxa"/>
-              <w:bottom w:w="60" w:type="dxa"/>
-              <w:right w:w="80" w:type="dxa"/>
-            </w:tcMar>
-          </w:tcPr>
-          <w:p>
-            <w:pPr>
-              <w:spacing w:before="60" w:after="60"/>
-            </w:pPr>
-          </w:p>
-        </w:tc>
-        <w:tc>
-          <w:tcPr>
-            <w:tcW w:w="2400" w:type="dxa"/>
-            <w:tcBorders>
-              <w:top w:val="single" w:sz="1" w:space="0" w:color="CCCCCC"/>
-              <w:left w:val="single" w:sz="1" w:space="0" w:color="CCCCCC"/>
-              <w:bottom w:val="single" w:sz="1" w:space="0" w:color="CCCCCC"/>
-              <w:right w:val="single" w:sz="1" w:space="0" w:color="CCCCCC"/>
-            </w:tcBorders>
-            <w:shd w:val="clear" w:color="auto" w:fill="FFFFFF"/>
-            <w:tcMar>
-              <w:top w:w="60" w:type="dxa"/>
-              <w:left w:w="100" w:type="dxa"/>
-              <w:bottom w:w="60" w:type="dxa"/>
-              <w:right w:w="80" w:type="dxa"/>
-            </w:tcMar>
-          </w:tcPr>
-          <w:p>
-            <w:pPr>
-              <w:spacing w:before="60" w:after="60"/>
-            </w:pPr>
-          </w:p>
-        </w:tc>
-        <w:tc>
-          <w:tcPr>
-            <w:tcW w:w="4960" w:type="dxa"/>
-            <w:tcBorders>
-              <w:top w:val="single" w:sz="1" w:space="0" w:color="CCCCCC"/>
-              <w:left w:val="single" w:sz="1" w:space="0" w:color="CCCCCC"/>
-              <w:bottom w:val="single" w:sz="1" w:space="0" w:color="CCCCCC"/>
-              <w:right w:val="single" w:sz="1" w:space="0" w:color="CCCCCC"/>
-            </w:tcBorders>
-            <w:shd w:val="clear" w:color="auto" w:fill="FFFFFF"/>
-            <w:tcMar>
-              <w:top w:w="60" w:type="dxa"/>
-              <w:left w:w="100" w:type="dxa"/>
-              <w:bottom w:w="60" w:type="dxa"/>
-              <w:right w:w="80" w:type="dxa"/>
-            </w:tcMar>
-          </w:tcPr>
-          <w:p>
-            <w:pPr>
-              <w:spacing w:before="60" w:after="60"/>
-            </w:pPr>
-          </w:p>
-        </w:tc>
-      </w:tr>
-      <w:tr>
-        <w:tc>
-          <w:tcPr>
-            <w:tcW w:w="2000" w:type="dxa"/>
-            <w:tcBorders>
-              <w:top w:val="single" w:sz="1" w:space="0" w:color="CCCCCC"/>
-              <w:left w:val="single" w:sz="1" w:space="0" w:color="CCCCCC"/>
-              <w:bottom w:val="single" w:sz="1" w:space="0" w:color="CCCCCC"/>
-              <w:right w:val="single" w:sz="1" w:space="0" w:color="CCCCCC"/>
-            </w:tcBorders>
-            <w:shd w:val="clear" w:color="auto" w:fill="FAEEE5"/>
-            <w:tcMar>
-              <w:top w:w="60" w:type="dxa"/>
-              <w:left w:w="100" w:type="dxa"/>
-              <w:bottom w:w="60" w:type="dxa"/>
-              <w:right w:w="80" w:type="dxa"/>
-            </w:tcMar>
-          </w:tcPr>
-          <w:p>
-            <w:pPr>
-              <w:spacing w:before="60" w:after="60"/>
-            </w:pPr>
-          </w:p>
-        </w:tc>
-        <w:tc>
-          <w:tcPr>
-            <w:tcW w:w="2400" w:type="dxa"/>
-            <w:tcBorders>
-              <w:top w:val="single" w:sz="1" w:space="0" w:color="CCCCCC"/>
-              <w:left w:val="single" w:sz="1" w:space="0" w:color="CCCCCC"/>
-              <w:bottom w:val="single" w:sz="1" w:space="0" w:color="CCCCCC"/>
-              <w:right w:val="single" w:sz="1" w:space="0" w:color="CCCCCC"/>
-            </w:tcBorders>
-            <w:shd w:val="clear" w:color="auto" w:fill="FAEEE5"/>
-            <w:tcMar>
-              <w:top w:w="60" w:type="dxa"/>
-              <w:left w:w="100" w:type="dxa"/>
-              <w:bottom w:w="60" w:type="dxa"/>
-              <w:right w:w="80" w:type="dxa"/>
-            </w:tcMar>
-          </w:tcPr>
-          <w:p>
-            <w:pPr>
-              <w:spacing w:before="60" w:after="60"/>
-            </w:pPr>
-          </w:p>
-        </w:tc>
-        <w:tc>
-          <w:tcPr>
-            <w:tcW w:w="4960" w:type="dxa"/>
-            <w:tcBorders>
-              <w:top w:val="single" w:sz="1" w:space="0" w:color="CCCCCC"/>
-              <w:left w:val="single" w:sz="1" w:space="0" w:color="CCCCCC"/>
-              <w:bottom w:val="single" w:sz="1" w:space="0" w:color="CCCCCC"/>
-              <w:right w:val="single" w:sz="1" w:space="0" w:color="CCCCCC"/>
-            </w:tcBorders>
-            <w:shd w:val="clear" w:color="auto" w:fill="FAEEE5"/>
-            <w:tcMar>
-              <w:top w:w="60" w:type="dxa"/>
-              <w:left w:w="100" w:type="dxa"/>
-              <w:bottom w:w="60" w:type="dxa"/>
-              <w:right w:w="80" w:type="dxa"/>
-            </w:tcMar>
-          </w:tcPr>
-          <w:p>
-            <w:pPr>
-              <w:spacing w:before="60" w:after="60"/>
-            </w:pPr>
-          </w:p>
-        </w:tc>
-      </w:tr>
-    </w:tbl>
     <w:p>
       <w:pPr>
         <w:spacing w:after="200"/>
@@ -8261,7 +8570,6 @@
                 <w:bCs/>
                 <w:color w:val="FFFFFF"/>
               </w:rPr>
-              <w:lastRenderedPageBreak/>
               <w:t>✏  Terry McCulley</w:t>
             </w:r>
             <w:r>
@@ -9238,7 +9546,6 @@
         <w:spacing w:before="40" w:after="40"/>
       </w:pPr>
       <w:r>
-        <w:lastRenderedPageBreak/>
         <w:t>Array field  →  covered in Section ___</w:t>
       </w:r>
     </w:p>
@@ -9319,148 +9626,6 @@
       <w:r>
         <w:t>Aggregation pipeline  →  covered in Section 6.2</w:t>
       </w:r>
-    </w:p>
-    <w:p>
-      <w:pPr>
-        <w:spacing w:after="200"/>
-      </w:pPr>
-    </w:p>
-    <w:p>
-      <w:pPr>
-        <w:pStyle w:val="Heading1"/>
-      </w:pPr>
-      <w:r>
-        <w:t>8.  Additional notes &amp; team decisions</w:t>
-      </w:r>
-    </w:p>
-    <w:tbl>
-      <w:tblPr>
-        <w:tblW w:w="9360" w:type="dxa"/>
-        <w:tblBorders>
-          <w:top w:val="single" w:sz="4" w:space="0" w:color="auto"/>
-          <w:left w:val="single" w:sz="4" w:space="0" w:color="auto"/>
-          <w:bottom w:val="single" w:sz="4" w:space="0" w:color="auto"/>
-          <w:right w:val="single" w:sz="4" w:space="0" w:color="auto"/>
-          <w:insideH w:val="single" w:sz="4" w:space="0" w:color="auto"/>
-          <w:insideV w:val="single" w:sz="4" w:space="0" w:color="auto"/>
-        </w:tblBorders>
-        <w:tblCellMar>
-          <w:left w:w="10" w:type="dxa"/>
-          <w:right w:w="10" w:type="dxa"/>
-        </w:tblCellMar>
-        <w:tblLook w:val="0000" w:firstRow="0" w:lastRow="0" w:firstColumn="0" w:lastColumn="0" w:noHBand="0" w:noVBand="0"/>
-      </w:tblPr>
-      <w:tblGrid>
-        <w:gridCol w:w="9360"/>
-      </w:tblGrid>
-      <w:tr>
-        <w:tc>
-          <w:tcPr>
-            <w:tcW w:w="9360" w:type="dxa"/>
-            <w:tcBorders>
-              <w:top w:val="single" w:sz="1" w:space="0" w:color="CCCCCC"/>
-              <w:left w:val="single" w:sz="1" w:space="0" w:color="CCCCCC"/>
-              <w:bottom w:val="single" w:sz="1" w:space="0" w:color="CCCCCC"/>
-              <w:right w:val="single" w:sz="1" w:space="0" w:color="CCCCCC"/>
-            </w:tcBorders>
-            <w:shd w:val="clear" w:color="auto" w:fill="6B6560"/>
-            <w:tcMar>
-              <w:top w:w="70" w:type="dxa"/>
-              <w:left w:w="160" w:type="dxa"/>
-              <w:bottom w:w="70" w:type="dxa"/>
-              <w:right w:w="160" w:type="dxa"/>
-            </w:tcMar>
-          </w:tcPr>
-          <w:p>
-            <w:pPr>
-              <w:spacing w:before="60" w:after="60"/>
-            </w:pPr>
-            <w:r>
-              <w:rPr>
-                <w:b/>
-                <w:bCs/>
-                <w:color w:val="FFFFFF"/>
-              </w:rPr>
-              <w:t>✏  All members — Sydney assembles</w:t>
-            </w:r>
-            <w:r>
-              <w:rPr>
-                <w:i/>
-                <w:iCs/>
-                <w:color w:val="FFFFFF"/>
-                <w:sz w:val="18"/>
-                <w:szCs w:val="18"/>
-              </w:rPr>
-              <w:t xml:space="preserve">   ·   Add anything that changed from the proposal or came up during implementation</w:t>
-            </w:r>
-          </w:p>
-        </w:tc>
-      </w:tr>
-    </w:tbl>
-    <w:p>
-      <w:pPr>
-        <w:spacing w:after="80"/>
-      </w:pPr>
-    </w:p>
-    <w:p>
-      <w:pPr>
-        <w:spacing w:before="60" w:after="60"/>
-      </w:pPr>
-      <w:r>
-        <w:rPr>
-          <w:i/>
-          <w:iCs/>
-          <w:color w:val="BBBBBB"/>
-          <w:sz w:val="19"/>
-          <w:szCs w:val="19"/>
-        </w:rPr>
-        <w:t>[ Any design decisions made during the week that differ from the proposal — explain what changed and why ]</w:t>
-      </w:r>
-    </w:p>
-    <w:p>
-      <w:pPr>
-        <w:spacing w:after="80"/>
-      </w:pPr>
-    </w:p>
-    <w:p>
-      <w:pPr>
-        <w:spacing w:before="60" w:after="60"/>
-      </w:pPr>
-      <w:r>
-        <w:rPr>
-          <w:i/>
-          <w:iCs/>
-          <w:color w:val="BBBBBB"/>
-          <w:sz w:val="19"/>
-          <w:szCs w:val="19"/>
-        </w:rPr>
-        <w:t>[ Any open questions for the instructor ]</w:t>
-      </w:r>
-    </w:p>
-    <w:p>
-      <w:pPr>
-        <w:spacing w:after="80"/>
-      </w:pPr>
-    </w:p>
-    <w:p>
-      <w:pPr>
-        <w:spacing w:before="60" w:after="60"/>
-      </w:pPr>
-      <w:r>
-        <w:rPr>
-          <w:i/>
-          <w:iCs/>
-          <w:color w:val="BBBBBB"/>
-          <w:sz w:val="19"/>
-          <w:szCs w:val="19"/>
-        </w:rPr>
-        <w:t>[ Schema changes made after this document was first drafted — note what and why ]</w:t>
-      </w:r>
-    </w:p>
-    <w:p>
-      <w:pPr>
-        <w:spacing w:after="60"/>
-      </w:pPr>
     </w:p>
     <w:sectPr>
       <w:headerReference w:type="default" r:id="rId7"/>
@@ -10299,7 +10464,6 @@
   <w:style w:type="character" w:default="1" w:styleId="DefaultParagraphFont">
     <w:name w:val="Default Paragraph Font"/>
     <w:uiPriority w:val="1"/>
-    <w:semiHidden/>
     <w:unhideWhenUsed/>
   </w:style>
   <w:style w:type="table" w:default="1" w:styleId="TableNormal">
